--- a/src/Tests/Inputs/cover-letters/14/input.docx
+++ b/src/Tests/Inputs/cover-letters/14/input.docx
@@ -1,6 +1,6 @@
 
 <file path=word/document.xml><?xml version="1.0" encoding="utf-8"?>
-<w:document xmlns:wpc="http://schemas.microsoft.com/office/word/2010/wordprocessingCanvas" xmlns:cx="http://schemas.microsoft.com/office/drawing/2014/chartex" xmlns:cx1="http://schemas.microsoft.com/office/drawing/2015/9/8/chartex" xmlns:cx2="http://schemas.microsoft.com/office/drawing/2015/10/21/chartex" xmlns:cx3="http://schemas.microsoft.com/office/drawing/2016/5/9/chartex" xmlns:cx4="http://schemas.microsoft.com/office/drawing/2016/5/10/chartex" xmlns:cx5="http://schemas.microsoft.com/office/drawing/2016/5/11/chartex" xmlns:cx6="http://schemas.microsoft.com/office/drawing/2016/5/12/chartex" xmlns:cx7="http://schemas.microsoft.com/office/drawing/2016/5/13/chartex" xmlns:cx8="http://schemas.microsoft.com/office/drawing/2016/5/14/chartex" xmlns:mc="http://schemas.openxmlformats.org/markup-compatibility/2006" xmlns:aink="http://schemas.microsoft.com/office/drawing/2016/ink" xmlns:am3d="http://schemas.microsoft.com/office/drawing/2017/model3d" xmlns:o="urn:schemas-microsoft-com:office:office" xmlns:oel="http://schemas.microsoft.com/office/2019/extlst" xmlns:r="http://schemas.openxmlformats.org/officeDocument/2006/relationships" xmlns:m="http://schemas.openxmlformats.org/officeDocument/2006/math" xmlns:v="urn:schemas-microsoft-com:vml" xmlns:wp14="http://schemas.microsoft.com/office/word/2010/wordprocessingDrawing" xmlns:wp="http://schemas.openxmlformats.org/drawingml/2006/wordprocessingDrawing" xmlns:w10="urn:schemas-microsoft-com:office:word" xmlns:w="http://schemas.openxmlformats.org/wordprocessingml/2006/main" xmlns:w14="http://schemas.microsoft.com/office/word/2010/wordml" xmlns:w15="http://schemas.microsoft.com/office/word/2012/wordml" xmlns:w16cex="http://schemas.microsoft.com/office/word/2018/wordml/cex" xmlns:w16cid="http://schemas.microsoft.com/office/word/2016/wordml/cid" xmlns:w16="http://schemas.microsoft.com/office/word/2018/wordml" xmlns:w16du="http://schemas.microsoft.com/office/word/2023/wordml/word16du" xmlns:w16sdtdh="http://schemas.microsoft.com/office/word/2020/wordml/sdtdatahash" xmlns:w16se="http://schemas.microsoft.com/office/word/2015/wordml/symex" xmlns:wpg="http://schemas.microsoft.com/office/word/2010/wordprocessingGroup" xmlns:wpi="http://schemas.microsoft.com/office/word/2010/wordprocessingInk" xmlns:wne="http://schemas.microsoft.com/office/word/2006/wordml" xmlns:wps="http://schemas.microsoft.com/office/word/2010/wordprocessingShape" mc:Ignorable="w14 w15 w16se w16cid w16 w16cex w16sdtdh w16du wp14">
+<w:document xmlns:a="http://schemas.openxmlformats.org/drawingml/2006/main" xmlns:adec="http://schemas.microsoft.com/office/drawing/2017/decorative" xmlns:wpc="http://schemas.microsoft.com/office/word/2010/wordprocessingCanvas" xmlns:cx="http://schemas.microsoft.com/office/drawing/2014/chartex" xmlns:cx1="http://schemas.microsoft.com/office/drawing/2015/9/8/chartex" xmlns:cx2="http://schemas.microsoft.com/office/drawing/2015/10/21/chartex" xmlns:cx3="http://schemas.microsoft.com/office/drawing/2016/5/9/chartex" xmlns:cx4="http://schemas.microsoft.com/office/drawing/2016/5/10/chartex" xmlns:cx5="http://schemas.microsoft.com/office/drawing/2016/5/11/chartex" xmlns:cx6="http://schemas.microsoft.com/office/drawing/2016/5/12/chartex" xmlns:cx7="http://schemas.microsoft.com/office/drawing/2016/5/13/chartex" xmlns:cx8="http://schemas.microsoft.com/office/drawing/2016/5/14/chartex" xmlns:mc="http://schemas.openxmlformats.org/markup-compatibility/2006" xmlns:aink="http://schemas.microsoft.com/office/drawing/2016/ink" xmlns:am3d="http://schemas.microsoft.com/office/drawing/2017/model3d" xmlns:o="urn:schemas-microsoft-com:office:office" xmlns:oel="http://schemas.microsoft.com/office/2019/extlst" xmlns:r="http://schemas.openxmlformats.org/officeDocument/2006/relationships" xmlns:m="http://schemas.openxmlformats.org/officeDocument/2006/math" xmlns:v="urn:schemas-microsoft-com:vml" xmlns:wp14="http://schemas.microsoft.com/office/word/2010/wordprocessingDrawing" xmlns:wp="http://schemas.openxmlformats.org/drawingml/2006/wordprocessingDrawing" xmlns:w10="urn:schemas-microsoft-com:office:word" xmlns:w="http://schemas.openxmlformats.org/wordprocessingml/2006/main" xmlns:w14="http://schemas.microsoft.com/office/word/2010/wordml" xmlns:w15="http://schemas.microsoft.com/office/word/2012/wordml" xmlns:w16cex="http://schemas.microsoft.com/office/word/2018/wordml/cex" xmlns:w16cid="http://schemas.microsoft.com/office/word/2016/wordml/cid" xmlns:w16="http://schemas.microsoft.com/office/word/2018/wordml" xmlns:w16du="http://schemas.microsoft.com/office/word/2023/wordml/word16du" xmlns:w16sdtdh="http://schemas.microsoft.com/office/word/2020/wordml/sdtdatahash" xmlns:w16se="http://schemas.microsoft.com/office/word/2015/wordml/symex" xmlns:wpg="http://schemas.microsoft.com/office/word/2010/wordprocessingGroup" xmlns:wpi="http://schemas.microsoft.com/office/word/2010/wordprocessingInk" xmlns:wne="http://schemas.microsoft.com/office/word/2006/wordml" xmlns:wps="http://schemas.microsoft.com/office/word/2010/wordprocessingShape" mc:Ignorable="w14 w15 w16se w16cid w16 w16cex w16sdtdh w16du wp14">
   <w:body>
     <w:p>
       <w:pPr>
@@ -14,7 +14,7 @@
         <mc:AlternateContent>
           <mc:Choice Requires="wps">
             <w:drawing>
-              <wp:anchor distT="0" distB="0" distL="114300" distR="114300" simplePos="0" relativeHeight="251660290" behindDoc="1" locked="1" layoutInCell="1" allowOverlap="1" wp14:anchorId="2D8040ED" wp14:editId="2ED6AF60">
+              <wp:anchor distT="0" distB="0" distL="114300" distR="114300" simplePos="0" relativeHeight="251660290" behindDoc="1" locked="1" layoutInCell="1" allowOverlap="1" wp14:editId="2ED6AF60" wp14:anchorId="2D8040ED">
                 <wp:simplePos x="0" y="0"/>
                 <wp:positionH relativeFrom="page">
                   <wp:posOffset>0</wp:posOffset>
@@ -92,7 +92,7 @@
           </mc:Choice>
           <mc:Fallback>
             <w:pict>
-              <v:rect w14:anchorId="3B615A0F" id="Rectangle 1731557180" o:spid="_x0000_s1026" alt="&quot;&quot;" style="position:absolute;margin-left:0;margin-top:-27pt;width:194.4pt;height:11in;z-index:-251656190;visibility:visible;mso-wrap-style:square;mso-width-percent:0;mso-height-percent:0;mso-wrap-distance-left:9pt;mso-wrap-distance-top:0;mso-wrap-distance-right:9pt;mso-wrap-distance-bottom:0;mso-position-horizontal:absolute;mso-position-horizontal-relative:page;mso-position-vertical:absolute;mso-position-vertical-relative:text;mso-width-percent:0;mso-height-percent:0;mso-width-relative:margin;mso-height-relative:margin;v-text-anchor:middle" o:gfxdata="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" fillcolor="#e3f1ed [662]" stroked="f" strokeweight="1pt">
+              <v:rect id="Rectangle 1731557180" style="position:absolute;margin-left:0;margin-top:-27pt;width:194.4pt;height:11in;z-index:-251656190;visibility:visible;mso-wrap-style:square;mso-width-percent:0;mso-height-percent:0;mso-wrap-distance-left:9pt;mso-wrap-distance-top:0;mso-wrap-distance-right:9pt;mso-wrap-distance-bottom:0;mso-position-horizontal:absolute;mso-position-horizontal-relative:page;mso-position-vertical:absolute;mso-position-vertical-relative:text;mso-width-percent:0;mso-height-percent:0;mso-width-relative:margin;mso-height-relative:margin;v-text-anchor:middle" alt="&quot;&quot;" o:spid="_x0000_s1026" fillcolor="#e3f1ed [662]" stroked="f" strokeweight="1pt" o:gfxdata="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" w14:anchorId="3B615A0F">
                 <v:fill opacity="32896f"/>
                 <w10:wrap anchorx="page"/>
                 <w10:anchorlock/>
@@ -541,7 +541,7 @@
               <w:adjustRightInd w:val="0"/>
               <w:spacing w:line="240" w:lineRule="auto"/>
               <w:rPr>
-                <w:rFonts w:ascii="Georgia" w:eastAsia="Times New Roman" w:hAnsi="Georgia" w:cs="Georgia"/>
+                <w:rFonts w:ascii="Georgia" w:hAnsi="Georgia" w:eastAsia="Times New Roman" w:cs="Georgia"/>
                 <w:sz w:val="16"/>
                 <w:szCs w:val="22"/>
               </w:rPr>

--- a/src/Tests/Inputs/cover-letters/14/input.docx
+++ b/src/Tests/Inputs/cover-letters/14/input.docx
@@ -4963,1746 +4963,6 @@
 </w:styles>
 </file>
 
-<file path=word/glossary/document.xml><?xml version="1.0" encoding="utf-8"?>
-<w:glossaryDocument xmlns:wpc="http://schemas.microsoft.com/office/word/2010/wordprocessingCanvas" xmlns:cx="http://schemas.microsoft.com/office/drawing/2014/chartex" xmlns:cx1="http://schemas.microsoft.com/office/drawing/2015/9/8/chartex" xmlns:cx2="http://schemas.microsoft.com/office/drawing/2015/10/21/chartex" xmlns:cx3="http://schemas.microsoft.com/office/drawing/2016/5/9/chartex" xmlns:cx4="http://schemas.microsoft.com/office/drawing/2016/5/10/chartex" xmlns:cx5="http://schemas.microsoft.com/office/drawing/2016/5/11/chartex" xmlns:cx6="http://schemas.microsoft.com/office/drawing/2016/5/12/chartex" xmlns:cx7="http://schemas.microsoft.com/office/drawing/2016/5/13/chartex" xmlns:cx8="http://schemas.microsoft.com/office/drawing/2016/5/14/chartex" xmlns:mc="http://schemas.openxmlformats.org/markup-compatibility/2006" xmlns:aink="http://schemas.microsoft.com/office/drawing/2016/ink" xmlns:am3d="http://schemas.microsoft.com/office/drawing/2017/model3d" xmlns:o="urn:schemas-microsoft-com:office:office" xmlns:oel="http://schemas.microsoft.com/office/2019/extlst" xmlns:r="http://schemas.openxmlformats.org/officeDocument/2006/relationships" xmlns:m="http://schemas.openxmlformats.org/officeDocument/2006/math" xmlns:v="urn:schemas-microsoft-com:vml" xmlns:wp14="http://schemas.microsoft.com/office/word/2010/wordprocessingDrawing" xmlns:wp="http://schemas.openxmlformats.org/drawingml/2006/wordprocessingDrawing" xmlns:w10="urn:schemas-microsoft-com:office:word" xmlns:w="http://schemas.openxmlformats.org/wordprocessingml/2006/main" xmlns:w14="http://schemas.microsoft.com/office/word/2010/wordml" xmlns:w15="http://schemas.microsoft.com/office/word/2012/wordml" xmlns:w16cex="http://schemas.microsoft.com/office/word/2018/wordml/cex" xmlns:w16cid="http://schemas.microsoft.com/office/word/2016/wordml/cid" xmlns:w16="http://schemas.microsoft.com/office/word/2018/wordml" xmlns:w16du="http://schemas.microsoft.com/office/word/2023/wordml/word16du" xmlns:w16sdtdh="http://schemas.microsoft.com/office/word/2020/wordml/sdtdatahash" xmlns:w16se="http://schemas.microsoft.com/office/word/2015/wordml/symex" xmlns:wpg="http://schemas.microsoft.com/office/word/2010/wordprocessingGroup" xmlns:wpi="http://schemas.microsoft.com/office/word/2010/wordprocessingInk" xmlns:wne="http://schemas.microsoft.com/office/word/2006/wordml" xmlns:wps="http://schemas.microsoft.com/office/word/2010/wordprocessingShape" mc:Ignorable="w14 w15 w16se w16cid w16 w16cex w16sdtdh w16du wp14">
-  <w:docParts>
-    <w:docPart>
-      <w:docPartPr>
-        <w:name w:val="16F5F6B140EC4309AA952C1C706DE1F3"/>
-        <w:category>
-          <w:name w:val="General"/>
-          <w:gallery w:val="placeholder"/>
-        </w:category>
-        <w:types>
-          <w:type w:val="bbPlcHdr"/>
-        </w:types>
-        <w:behaviors>
-          <w:behavior w:val="content"/>
-        </w:behaviors>
-        <w:guid w:val="{D6848AF9-F6C7-406A-AD47-ED91B5A06C65}"/>
-      </w:docPartPr>
-      <w:docPartBody>
-        <w:p>
-          <w:r>
-            <w:t>Tonnie</w:t>
-          </w:r>
-          <w:r>
-            <w:br/>
-            <w:t>Thomsen</w:t>
-          </w:r>
-        </w:p>
-      </w:docPartBody>
-    </w:docPart>
-    <w:docPart>
-      <w:docPartPr>
-        <w:name w:val="9416A171410942888F182DB11BE08281"/>
-        <w:category>
-          <w:name w:val="General"/>
-          <w:gallery w:val="placeholder"/>
-        </w:category>
-        <w:types>
-          <w:type w:val="bbPlcHdr"/>
-        </w:types>
-        <w:behaviors>
-          <w:behavior w:val="content"/>
-        </w:behaviors>
-        <w:guid w:val="{70043969-7BFF-4919-8B39-A8913CC33578}"/>
-      </w:docPartPr>
-      <w:docPartBody>
-        <w:p>
-          <w:pPr>
-            <w:pStyle w:val="9416A171410942888F182DB11BE08281"/>
-          </w:pPr>
-          <w:r>
-            <w:t>ADDRESS</w:t>
-          </w:r>
-        </w:p>
-      </w:docPartBody>
-    </w:docPart>
-    <w:docPart>
-      <w:docPartPr>
-        <w:name w:val="396392AD5E2149A29C21B7D21DF6605E"/>
-        <w:category>
-          <w:name w:val="General"/>
-          <w:gallery w:val="placeholder"/>
-        </w:category>
-        <w:types>
-          <w:type w:val="bbPlcHdr"/>
-        </w:types>
-        <w:behaviors>
-          <w:behavior w:val="content"/>
-        </w:behaviors>
-        <w:guid w:val="{1A3342A5-0295-4DBC-9619-100D195BEED4}"/>
-      </w:docPartPr>
-      <w:docPartBody>
-        <w:p>
-          <w:pPr>
-            <w:pStyle w:val="396392AD5E2149A29C21B7D21DF6605E2"/>
-          </w:pPr>
-          <w:r>
-            <w:t>987 6</w:t>
-          </w:r>
-          <w:r>
-            <w:rPr>
-              <w:vertAlign w:val="superscript"/>
-            </w:rPr>
-            <w:t>th</w:t>
-          </w:r>
-          <w:r>
-            <w:t xml:space="preserve"> Ave</w:t>
-          </w:r>
-          <w:r>
-            <w:br/>
-            <w:t>Santa Fe, NM 76543</w:t>
-          </w:r>
-          <w:r>
-            <w:br/>
-            <w:t>USA</w:t>
-          </w:r>
-        </w:p>
-      </w:docPartBody>
-    </w:docPart>
-    <w:docPart>
-      <w:docPartPr>
-        <w:name w:val="C7ED8AC6A9AE4DE2988CB35DA26B2FBA"/>
-        <w:category>
-          <w:name w:val="General"/>
-          <w:gallery w:val="placeholder"/>
-        </w:category>
-        <w:types>
-          <w:type w:val="bbPlcHdr"/>
-        </w:types>
-        <w:behaviors>
-          <w:behavior w:val="content"/>
-        </w:behaviors>
-        <w:guid w:val="{379F9C80-E460-4B0F-A589-FFA9245E4F90}"/>
-      </w:docPartPr>
-      <w:docPartBody>
-        <w:p>
-          <w:pPr>
-            <w:pStyle w:val="C7ED8AC6A9AE4DE2988CB35DA26B2FBA"/>
-          </w:pPr>
-          <w:r>
-            <w:t>PHONE</w:t>
-          </w:r>
-        </w:p>
-      </w:docPartBody>
-    </w:docPart>
-    <w:docPart>
-      <w:docPartPr>
-        <w:name w:val="300932703B8C468D8780B9E0E43C1D23"/>
-        <w:category>
-          <w:name w:val="General"/>
-          <w:gallery w:val="placeholder"/>
-        </w:category>
-        <w:types>
-          <w:type w:val="bbPlcHdr"/>
-        </w:types>
-        <w:behaviors>
-          <w:behavior w:val="content"/>
-        </w:behaviors>
-        <w:guid w:val="{430D7205-CB46-4950-8E99-394F8F364512}"/>
-      </w:docPartPr>
-      <w:docPartBody>
-        <w:p>
-          <w:pPr>
-            <w:pStyle w:val="300932703B8C468D8780B9E0E43C1D23"/>
-          </w:pPr>
-          <w:r>
-            <w:t>706.555.0123</w:t>
-          </w:r>
-        </w:p>
-      </w:docPartBody>
-    </w:docPart>
-    <w:docPart>
-      <w:docPartPr>
-        <w:name w:val="ECBBB8149A5F49FAAC02969C6B282B16"/>
-        <w:category>
-          <w:name w:val="General"/>
-          <w:gallery w:val="placeholder"/>
-        </w:category>
-        <w:types>
-          <w:type w:val="bbPlcHdr"/>
-        </w:types>
-        <w:behaviors>
-          <w:behavior w:val="content"/>
-        </w:behaviors>
-        <w:guid w:val="{7735AB02-5179-4384-A17D-AA6A7E22DA4A}"/>
-      </w:docPartPr>
-      <w:docPartBody>
-        <w:p>
-          <w:pPr>
-            <w:pStyle w:val="ECBBB8149A5F49FAAC02969C6B282B16"/>
-          </w:pPr>
-          <w:r>
-            <w:t>EMAIL</w:t>
-          </w:r>
-        </w:p>
-      </w:docPartBody>
-    </w:docPart>
-    <w:docPart>
-      <w:docPartPr>
-        <w:name w:val="B1D38AACE46B4957ADCFD82E50C0E2D8"/>
-        <w:category>
-          <w:name w:val="General"/>
-          <w:gallery w:val="placeholder"/>
-        </w:category>
-        <w:types>
-          <w:type w:val="bbPlcHdr"/>
-        </w:types>
-        <w:behaviors>
-          <w:behavior w:val="content"/>
-        </w:behaviors>
-        <w:guid w:val="{77028282-3B64-457E-864C-742B5EA7C7D9}"/>
-      </w:docPartPr>
-      <w:docPartBody>
-        <w:p>
-          <w:pPr>
-            <w:pStyle w:val="B1D38AACE46B4957ADCFD82E50C0E2D8"/>
-          </w:pPr>
-          <w:r>
-            <w:t>tonnie@example.com</w:t>
-          </w:r>
-        </w:p>
-      </w:docPartBody>
-    </w:docPart>
-    <w:docPart>
-      <w:docPartPr>
-        <w:name w:val="A20E58152CB444CA8AA44A2CC9DF5DE7"/>
-        <w:category>
-          <w:name w:val="General"/>
-          <w:gallery w:val="placeholder"/>
-        </w:category>
-        <w:types>
-          <w:type w:val="bbPlcHdr"/>
-        </w:types>
-        <w:behaviors>
-          <w:behavior w:val="content"/>
-        </w:behaviors>
-        <w:guid w:val="{B2C43CB0-84CF-4AB8-8254-F6EA66FD291A}"/>
-      </w:docPartPr>
-      <w:docPartBody>
-        <w:p>
-          <w:pPr>
-            <w:pStyle w:val="A20E58152CB444CA8AA44A2CC9DF5DE7"/>
-          </w:pPr>
-          <w:r>
-            <w:t>Website</w:t>
-          </w:r>
-        </w:p>
-      </w:docPartBody>
-    </w:docPart>
-    <w:docPart>
-      <w:docPartPr>
-        <w:name w:val="8613AB3C821A4CEFB41F10DB70D2CEBE"/>
-        <w:category>
-          <w:name w:val="General"/>
-          <w:gallery w:val="placeholder"/>
-        </w:category>
-        <w:types>
-          <w:type w:val="bbPlcHdr"/>
-        </w:types>
-        <w:behaviors>
-          <w:behavior w:val="content"/>
-        </w:behaviors>
-        <w:guid w:val="{D77A8D11-3C6E-4FDC-A800-47A1DA3540A4}"/>
-      </w:docPartPr>
-      <w:docPartBody>
-        <w:p>
-          <w:r>
-            <w:t xml:space="preserve">I am excited to submit my application for the Elementary School Teacher position at Emerald View Elementary. As a passionate and experienced educator, I believe in creating a positive and inclusive classroom environment that supports students' academic and social-emotional growth. </w:t>
-          </w:r>
-        </w:p>
-        <w:p/>
-        <w:p>
-          <w:r>
-            <w:t>I have a strong commitment to student-centered learning and personalized instruction that engages and challenges every student. I am confident that my dedication, creativity, and expertise will make me a valuable addition to your school community.</w:t>
-          </w:r>
-        </w:p>
-        <w:p/>
-        <w:p>
-          <w:pPr>
-            <w:pStyle w:val="8613AB3C821A4CEFB41F10DB70D2CEBE"/>
-          </w:pPr>
-          <w:r>
-            <w:t>Thank you for your consideration.</w:t>
-          </w:r>
-        </w:p>
-      </w:docPartBody>
-    </w:docPart>
-    <w:docPart>
-      <w:docPartPr>
-        <w:name w:val="0400D93670744205B2DD418A922C08FC"/>
-        <w:category>
-          <w:name w:val="General"/>
-          <w:gallery w:val="placeholder"/>
-        </w:category>
-        <w:types>
-          <w:type w:val="bbPlcHdr"/>
-        </w:types>
-        <w:behaviors>
-          <w:behavior w:val="content"/>
-        </w:behaviors>
-        <w:guid w:val="{D56531FB-9F06-4E86-BABF-813CF24BE1A7}"/>
-      </w:docPartPr>
-      <w:docPartBody>
-        <w:p>
-          <w:r>
-            <w:t>June 30, 20XX</w:t>
-          </w:r>
-        </w:p>
-      </w:docPartBody>
-    </w:docPart>
-    <w:docPart>
-      <w:docPartPr>
-        <w:name w:val="73AFB59BCF9F49C7AA3763D75270F348"/>
-        <w:category>
-          <w:name w:val="General"/>
-          <w:gallery w:val="placeholder"/>
-        </w:category>
-        <w:types>
-          <w:type w:val="bbPlcHdr"/>
-        </w:types>
-        <w:behaviors>
-          <w:behavior w:val="content"/>
-        </w:behaviors>
-        <w:guid w:val="{4FF7B3D8-EC6E-4B17-A25C-E27BFBF8F558}"/>
-      </w:docPartPr>
-      <w:docPartBody>
-        <w:p>
-          <w:r>
-            <w:t>Lilli Allik</w:t>
-          </w:r>
-        </w:p>
-      </w:docPartBody>
-    </w:docPart>
-    <w:docPart>
-      <w:docPartPr>
-        <w:name w:val="A99CA51886D64A048A9CA6B516649709"/>
-        <w:category>
-          <w:name w:val="General"/>
-          <w:gallery w:val="placeholder"/>
-        </w:category>
-        <w:types>
-          <w:type w:val="bbPlcHdr"/>
-        </w:types>
-        <w:behaviors>
-          <w:behavior w:val="content"/>
-        </w:behaviors>
-        <w:guid w:val="{7C77B283-2F4D-4793-A471-D420EDE309DE}"/>
-      </w:docPartPr>
-      <w:docPartBody>
-        <w:p>
-          <w:r>
-            <w:t>Principal</w:t>
-          </w:r>
-          <w:r>
-            <w:br/>
-            <w:t>Emerald View Elementary</w:t>
-          </w:r>
-        </w:p>
-      </w:docPartBody>
-    </w:docPart>
-    <w:docPart>
-      <w:docPartPr>
-        <w:name w:val="7AA2E84AE424447389BC559FADE895E3"/>
-        <w:category>
-          <w:name w:val="General"/>
-          <w:gallery w:val="placeholder"/>
-        </w:category>
-        <w:types>
-          <w:type w:val="bbPlcHdr"/>
-        </w:types>
-        <w:behaviors>
-          <w:behavior w:val="content"/>
-        </w:behaviors>
-        <w:guid w:val="{620E13F7-781D-4B22-A01C-1530D90AB16D}"/>
-      </w:docPartPr>
-      <w:docPartBody>
-        <w:p>
-          <w:r>
-            <w:t>4321 Maplewood Ave</w:t>
-          </w:r>
-          <w:r>
-            <w:br/>
-          </w:r>
-          <w:r>
-            <w:t>Nashville, TN 65432</w:t>
-          </w:r>
-        </w:p>
-      </w:docPartBody>
-    </w:docPart>
-    <w:docPart>
-      <w:docPartPr>
-        <w:name w:val="DC6783F555A344A1B0B3E6D97F2D76A0"/>
-        <w:category>
-          <w:name w:val="General"/>
-          <w:gallery w:val="placeholder"/>
-        </w:category>
-        <w:types>
-          <w:type w:val="bbPlcHdr"/>
-        </w:types>
-        <w:behaviors>
-          <w:behavior w:val="content"/>
-        </w:behaviors>
-        <w:guid w:val="{712CD886-0BA1-4A26-AAE2-810F27D82807}"/>
-      </w:docPartPr>
-      <w:docPartBody>
-        <w:p>
-          <w:r>
-            <w:t xml:space="preserve">Dear </w:t>
-          </w:r>
-          <w:r>
-            <w:t>Principal Allik</w:t>
-          </w:r>
-          <w:r>
-            <w:t>,</w:t>
-          </w:r>
-        </w:p>
-      </w:docPartBody>
-    </w:docPart>
-    <w:docPart>
-      <w:docPartPr>
-        <w:name w:val="D02206FD40BE444CBFCDCA121C14CEFF"/>
-        <w:category>
-          <w:name w:val="General"/>
-          <w:gallery w:val="placeholder"/>
-        </w:category>
-        <w:types>
-          <w:type w:val="bbPlcHdr"/>
-        </w:types>
-        <w:behaviors>
-          <w:behavior w:val="content"/>
-        </w:behaviors>
-        <w:guid w:val="{5862B8F8-5C31-44DE-887F-E14442C23E73}"/>
-      </w:docPartPr>
-      <w:docPartBody>
-        <w:p>
-          <w:r>
-            <w:t>Sincerely,</w:t>
-          </w:r>
-        </w:p>
-        <w:p>
-          <w:r>
-            <w:t>Tonnie Thomsen</w:t>
-          </w:r>
-        </w:p>
-      </w:docPartBody>
-    </w:docPart>
-    <w:docPart>
-      <w:docPartPr>
-        <w:name w:val="DefaultPlaceholder_-1854013440"/>
-        <w:category>
-          <w:name w:val="General"/>
-          <w:gallery w:val="placeholder"/>
-        </w:category>
-        <w:types>
-          <w:type w:val="bbPlcHdr"/>
-        </w:types>
-        <w:behaviors>
-          <w:behavior w:val="content"/>
-        </w:behaviors>
-        <w:guid w:val="{E42C1F89-3A4C-434F-86E6-0E55D461F901}"/>
-      </w:docPartPr>
-      <w:docPartBody>
-        <w:p>
-          <w:r>
-            <w:rPr>
-              <w:rStyle w:val="PlaceholderText"/>
-            </w:rPr>
-            <w:t>Click or tap here to enter text.</w:t>
-          </w:r>
-        </w:p>
-      </w:docPartBody>
-    </w:docPart>
-  </w:docParts>
-</w:glossaryDocument>
-</file>
-
-<file path=word/glossary/fontTable.xml><?xml version="1.0" encoding="utf-8"?>
-<w:fonts xmlns:mc="http://schemas.openxmlformats.org/markup-compatibility/2006" xmlns:r="http://schemas.openxmlformats.org/officeDocument/2006/relationships" xmlns:w="http://schemas.openxmlformats.org/wordprocessingml/2006/main" xmlns:w14="http://schemas.microsoft.com/office/word/2010/wordml" xmlns:w15="http://schemas.microsoft.com/office/word/2012/wordml" xmlns:w16cex="http://schemas.microsoft.com/office/word/2018/wordml/cex" xmlns:w16cid="http://schemas.microsoft.com/office/word/2016/wordml/cid" xmlns:w16="http://schemas.microsoft.com/office/word/2018/wordml" xmlns:w16du="http://schemas.microsoft.com/office/word/2023/wordml/word16du" xmlns:w16sdtdh="http://schemas.microsoft.com/office/word/2020/wordml/sdtdatahash" xmlns:w16se="http://schemas.microsoft.com/office/word/2015/wordml/symex" mc:Ignorable="w14 w15 w16se w16cid w16 w16cex w16sdtdh w16du">
-  <w:font w:name="Symbol">
-    <w:panose1 w:val="05050102010706020507"/>
-    <w:charset w:val="02"/>
-    <w:family w:val="roman"/>
-    <w:pitch w:val="variable"/>
-    <w:sig w:usb0="00000000" w:usb1="10000000" w:usb2="00000000" w:usb3="00000000" w:csb0="80000000" w:csb1="00000000"/>
-  </w:font>
-  <w:font w:name="Times New Roman">
-    <w:panose1 w:val="02020603050405020304"/>
-    <w:charset w:val="00"/>
-    <w:family w:val="roman"/>
-    <w:pitch w:val="variable"/>
-    <w:sig w:usb0="E0002EFF" w:usb1="C000785B" w:usb2="00000009" w:usb3="00000000" w:csb0="000001FF" w:csb1="00000000"/>
-  </w:font>
-  <w:font w:name="Calibri">
-    <w:panose1 w:val="020F0502020204030204"/>
-    <w:charset w:val="00"/>
-    <w:family w:val="swiss"/>
-    <w:pitch w:val="variable"/>
-    <w:sig w:usb0="E4002EFF" w:usb1="C000247B" w:usb2="00000009" w:usb3="00000000" w:csb0="000001FF" w:csb1="00000000"/>
-  </w:font>
-  <w:font w:name="Courier New">
-    <w:panose1 w:val="02070309020205020404"/>
-    <w:charset w:val="00"/>
-    <w:family w:val="modern"/>
-    <w:pitch w:val="fixed"/>
-    <w:sig w:usb0="E0002EFF" w:usb1="C0007843" w:usb2="00000009" w:usb3="00000000" w:csb0="000001FF" w:csb1="00000000"/>
-  </w:font>
-  <w:font w:name="Wingdings">
-    <w:panose1 w:val="05000000000000000000"/>
-    <w:charset w:val="02"/>
-    <w:family w:val="auto"/>
-    <w:pitch w:val="variable"/>
-    <w:sig w:usb0="00000000" w:usb1="10000000" w:usb2="00000000" w:usb3="00000000" w:csb0="80000000" w:csb1="00000000"/>
-  </w:font>
-  <w:font w:name="Corbel">
-    <w:panose1 w:val="020B0503020204020204"/>
-    <w:charset w:val="00"/>
-    <w:family w:val="swiss"/>
-    <w:pitch w:val="variable"/>
-    <w:sig w:usb0="A00002EF" w:usb1="4000A44B" w:usb2="00000000" w:usb3="00000000" w:csb0="0000019F" w:csb1="00000000"/>
-  </w:font>
-  <w:font w:name="Avenir Next LT Pro Light">
-    <w:panose1 w:val="020B0304020202020204"/>
-    <w:charset w:val="00"/>
-    <w:family w:val="swiss"/>
-    <w:pitch w:val="variable"/>
-    <w:sig w:usb0="A00000EF" w:usb1="5000204B" w:usb2="00000000" w:usb3="00000000" w:csb0="00000093" w:csb1="00000000"/>
-  </w:font>
-  <w:font w:name="Georgia">
-    <w:panose1 w:val="02040502050405020303"/>
-    <w:charset w:val="00"/>
-    <w:family w:val="roman"/>
-    <w:pitch w:val="variable"/>
-    <w:sig w:usb0="00000287" w:usb1="00000000" w:usb2="00000000" w:usb3="00000000" w:csb0="0000009F" w:csb1="00000000"/>
-  </w:font>
-  <w:font w:name="Consolas">
-    <w:panose1 w:val="020B0609020204030204"/>
-    <w:charset w:val="00"/>
-    <w:family w:val="modern"/>
-    <w:pitch w:val="fixed"/>
-    <w:sig w:usb0="E00006FF" w:usb1="0000FCFF" w:usb2="00000001" w:usb3="00000000" w:csb0="0000019F" w:csb1="00000000"/>
-  </w:font>
-  <w:font w:name="Times">
-    <w:altName w:val="Sylfaen"/>
-    <w:panose1 w:val="02020603050405020304"/>
-    <w:charset w:val="00"/>
-    <w:family w:val="roman"/>
-    <w:pitch w:val="variable"/>
-    <w:sig w:usb0="E0002EFF" w:usb1="C000785B" w:usb2="00000009" w:usb3="00000000" w:csb0="000001FF" w:csb1="00000000"/>
-  </w:font>
-  <w:font w:name="Aptos">
-    <w:charset w:val="00"/>
-    <w:family w:val="swiss"/>
-    <w:pitch w:val="variable"/>
-    <w:sig w:usb0="20000287" w:usb1="00000003" w:usb2="00000000" w:usb3="00000000" w:csb0="0000019F" w:csb1="00000000"/>
-  </w:font>
-  <w:font w:name="Aptos Display">
-    <w:charset w:val="00"/>
-    <w:family w:val="swiss"/>
-    <w:pitch w:val="variable"/>
-    <w:sig w:usb0="20000287" w:usb1="00000003" w:usb2="00000000" w:usb3="00000000" w:csb0="0000019F" w:csb1="00000000"/>
-  </w:font>
-</w:fonts>
-</file>
-
-<file path=word/glossary/numbering.xml><?xml version="1.0" encoding="utf-8"?>
-<w:numbering xmlns:wpc="http://schemas.microsoft.com/office/word/2010/wordprocessingCanvas" xmlns:cx="http://schemas.microsoft.com/office/drawing/2014/chartex" xmlns:cx1="http://schemas.microsoft.com/office/drawing/2015/9/8/chartex" xmlns:cx2="http://schemas.microsoft.com/office/drawing/2015/10/21/chartex" xmlns:cx3="http://schemas.microsoft.com/office/drawing/2016/5/9/chartex" xmlns:cx4="http://schemas.microsoft.com/office/drawing/2016/5/10/chartex" xmlns:cx5="http://schemas.microsoft.com/office/drawing/2016/5/11/chartex" xmlns:cx6="http://schemas.microsoft.com/office/drawing/2016/5/12/chartex" xmlns:cx7="http://schemas.microsoft.com/office/drawing/2016/5/13/chartex" xmlns:cx8="http://schemas.microsoft.com/office/drawing/2016/5/14/chartex" xmlns:mc="http://schemas.openxmlformats.org/markup-compatibility/2006" xmlns:aink="http://schemas.microsoft.com/office/drawing/2016/ink" xmlns:am3d="http://schemas.microsoft.com/office/drawing/2017/model3d" xmlns:o="urn:schemas-microsoft-com:office:office" xmlns:oel="http://schemas.microsoft.com/office/2019/extlst" xmlns:r="http://schemas.openxmlformats.org/officeDocument/2006/relationships" xmlns:m="http://schemas.openxmlformats.org/officeDocument/2006/math" xmlns:v="urn:schemas-microsoft-com:vml" xmlns:wp14="http://schemas.microsoft.com/office/word/2010/wordprocessingDrawing" xmlns:wp="http://schemas.openxmlformats.org/drawingml/2006/wordprocessingDrawing" xmlns:w10="urn:schemas-microsoft-com:office:word" xmlns:w="http://schemas.openxmlformats.org/wordprocessingml/2006/main" xmlns:w14="http://schemas.microsoft.com/office/word/2010/wordml" xmlns:w15="http://schemas.microsoft.com/office/word/2012/wordml" xmlns:w16cex="http://schemas.microsoft.com/office/word/2018/wordml/cex" xmlns:w16cid="http://schemas.microsoft.com/office/word/2016/wordml/cid" xmlns:w16="http://schemas.microsoft.com/office/word/2018/wordml" xmlns:w16du="http://schemas.microsoft.com/office/word/2023/wordml/word16du" xmlns:w16sdtdh="http://schemas.microsoft.com/office/word/2020/wordml/sdtdatahash" xmlns:w16se="http://schemas.microsoft.com/office/word/2015/wordml/symex" xmlns:wpg="http://schemas.microsoft.com/office/word/2010/wordprocessingGroup" xmlns:wpi="http://schemas.microsoft.com/office/word/2010/wordprocessingInk" xmlns:wne="http://schemas.microsoft.com/office/word/2006/wordml" xmlns:wps="http://schemas.microsoft.com/office/word/2010/wordprocessingShape" mc:Ignorable="w14 w15 w16se w16cid w16 w16cex w16sdtdh w16du wp14">
-  <w:abstractNum w:abstractNumId="0" w15:restartNumberingAfterBreak="0">
-    <w:nsid w:val="47247022"/>
-    <w:multiLevelType w:val="multilevel"/>
-    <w:tmpl w:val="400A361E"/>
-    <w:lvl w:ilvl="0">
-      <w:start w:val="1"/>
-      <w:numFmt w:val="bullet"/>
-      <w:pStyle w:val="ListBullet"/>
-      <w:lvlText w:val=""/>
-      <w:lvlJc w:val="left"/>
-      <w:pPr>
-        <w:ind w:left="720" w:hanging="360"/>
-      </w:pPr>
-      <w:rPr>
-        <w:rFonts w:ascii="Symbol" w:hAnsi="Symbol" w:hint="default"/>
-        <w:b w:val="0"/>
-        <w:bCs w:val="0"/>
-        <w:i w:val="0"/>
-        <w:iCs w:val="0"/>
-        <w:caps w:val="0"/>
-        <w:smallCaps w:val="0"/>
-        <w:strike w:val="0"/>
-        <w:dstrike w:val="0"/>
-        <w:vanish w:val="0"/>
-        <w:color w:val="000000"/>
-        <w:spacing w:val="0"/>
-        <w:kern w:val="0"/>
-        <w:position w:val="0"/>
-        <w:u w:val="none"/>
-        <w:effect w:val="none"/>
-        <w:vertAlign w:val="baseline"/>
-        <w:em w:val="none"/>
-        <w14:shadow w14:blurRad="0" w14:dist="0" w14:dir="0" w14:sx="0" w14:sy="0" w14:kx="0" w14:ky="0" w14:algn="none">
-          <w14:srgbClr w14:val="000000"/>
-        </w14:shadow>
-        <w14:textOutline w14:w="0" w14:cap="rnd" w14:cmpd="sng" w14:algn="ctr">
-          <w14:noFill/>
-          <w14:prstDash w14:val="solid"/>
-          <w14:bevel/>
-        </w14:textOutline>
-        <w14:ligatures w14:val="none"/>
-        <w14:numForm w14:val="default"/>
-        <w14:numSpacing w14:val="default"/>
-        <w14:stylisticSets/>
-        <w14:cntxtAlts w14:val="0"/>
-      </w:rPr>
-    </w:lvl>
-    <w:lvl w:ilvl="1">
-      <w:start w:val="1"/>
-      <w:numFmt w:val="bullet"/>
-      <w:pStyle w:val="ListBullet2"/>
-      <w:lvlText w:val="o"/>
-      <w:lvlJc w:val="left"/>
-      <w:pPr>
-        <w:ind w:left="1080" w:hanging="360"/>
-      </w:pPr>
-      <w:rPr>
-        <w:rFonts w:ascii="Courier New" w:hAnsi="Courier New" w:hint="default"/>
-      </w:rPr>
-    </w:lvl>
-    <w:lvl w:ilvl="2">
-      <w:start w:val="1"/>
-      <w:numFmt w:val="lowerRoman"/>
-      <w:lvlText w:val="%3."/>
-      <w:lvlJc w:val="right"/>
-      <w:pPr>
-        <w:ind w:left="810" w:hanging="180"/>
-      </w:pPr>
-      <w:rPr>
-        <w:rFonts w:hint="default"/>
-      </w:rPr>
-    </w:lvl>
-    <w:lvl w:ilvl="3">
-      <w:start w:val="1"/>
-      <w:numFmt w:val="decimal"/>
-      <w:lvlText w:val="%4."/>
-      <w:lvlJc w:val="left"/>
-      <w:pPr>
-        <w:ind w:left="1530" w:hanging="360"/>
-      </w:pPr>
-      <w:rPr>
-        <w:rFonts w:hint="default"/>
-      </w:rPr>
-    </w:lvl>
-    <w:lvl w:ilvl="4">
-      <w:start w:val="1"/>
-      <w:numFmt w:val="lowerLetter"/>
-      <w:lvlText w:val="%5."/>
-      <w:lvlJc w:val="left"/>
-      <w:pPr>
-        <w:ind w:left="2250" w:hanging="360"/>
-      </w:pPr>
-      <w:rPr>
-        <w:rFonts w:hint="default"/>
-      </w:rPr>
-    </w:lvl>
-    <w:lvl w:ilvl="5">
-      <w:start w:val="1"/>
-      <w:numFmt w:val="lowerRoman"/>
-      <w:lvlText w:val="%6."/>
-      <w:lvlJc w:val="right"/>
-      <w:pPr>
-        <w:ind w:left="2970" w:hanging="180"/>
-      </w:pPr>
-      <w:rPr>
-        <w:rFonts w:hint="default"/>
-      </w:rPr>
-    </w:lvl>
-    <w:lvl w:ilvl="6">
-      <w:start w:val="1"/>
-      <w:numFmt w:val="decimal"/>
-      <w:lvlText w:val="%7."/>
-      <w:lvlJc w:val="left"/>
-      <w:pPr>
-        <w:ind w:left="3690" w:hanging="360"/>
-      </w:pPr>
-      <w:rPr>
-        <w:rFonts w:hint="default"/>
-      </w:rPr>
-    </w:lvl>
-    <w:lvl w:ilvl="7">
-      <w:start w:val="1"/>
-      <w:numFmt w:val="lowerLetter"/>
-      <w:lvlText w:val="%8."/>
-      <w:lvlJc w:val="left"/>
-      <w:pPr>
-        <w:ind w:left="4410" w:hanging="360"/>
-      </w:pPr>
-      <w:rPr>
-        <w:rFonts w:hint="default"/>
-      </w:rPr>
-    </w:lvl>
-    <w:lvl w:ilvl="8">
-      <w:start w:val="1"/>
-      <w:numFmt w:val="lowerRoman"/>
-      <w:lvlText w:val="%9."/>
-      <w:lvlJc w:val="right"/>
-      <w:pPr>
-        <w:ind w:left="5130" w:hanging="180"/>
-      </w:pPr>
-      <w:rPr>
-        <w:rFonts w:hint="default"/>
-      </w:rPr>
-    </w:lvl>
-  </w:abstractNum>
-  <w:abstractNum w:abstractNumId="1" w15:restartNumberingAfterBreak="0">
-    <w:nsid w:val="65DF7B0E"/>
-    <w:multiLevelType w:val="multilevel"/>
-    <w:tmpl w:val="4BBE41AE"/>
-    <w:lvl w:ilvl="0">
-      <w:start w:val="1"/>
-      <w:numFmt w:val="decimal"/>
-      <w:lvlText w:val="Chapter %1"/>
-      <w:lvlJc w:val="left"/>
-      <w:pPr>
-        <w:ind w:left="360" w:hanging="360"/>
-      </w:pPr>
-      <w:rPr>
-        <w:rFonts w:ascii="Calibri" w:hAnsi="Calibri" w:hint="default"/>
-        <w:b/>
-        <w:i w:val="0"/>
-        <w:color w:val="A6A6A6" w:themeColor="background1" w:themeShade="A6"/>
-        <w:u w:color="A6A6A6" w:themeColor="background1" w:themeShade="A6"/>
-      </w:rPr>
-    </w:lvl>
-    <w:lvl w:ilvl="1">
-      <w:start w:val="1"/>
-      <w:numFmt w:val="decimal"/>
-      <w:lvlText w:val="%1.%2"/>
-      <w:lvlJc w:val="left"/>
-      <w:pPr>
-        <w:ind w:left="360" w:hanging="360"/>
-      </w:pPr>
-      <w:rPr>
-        <w:rFonts w:hint="default"/>
-        <w:b/>
-        <w:bCs w:val="0"/>
-        <w:i w:val="0"/>
-        <w:iCs w:val="0"/>
-        <w:caps w:val="0"/>
-        <w:smallCaps w:val="0"/>
-        <w:strike w:val="0"/>
-        <w:dstrike w:val="0"/>
-        <w:noProof w:val="0"/>
-        <w:vanish w:val="0"/>
-        <w:color w:val="694A77"/>
-        <w:spacing w:val="0"/>
-        <w:kern w:val="0"/>
-        <w:position w:val="0"/>
-        <w:u w:val="none"/>
-        <w:effect w:val="none"/>
-        <w:vertAlign w:val="baseline"/>
-        <w:em w:val="none"/>
-        <w:specVanish w:val="0"/>
-        <w14:glow w14:rad="0">
-          <w14:srgbClr w14:val="000000"/>
-        </w14:glow>
-        <w14:shadow w14:blurRad="0" w14:dist="0" w14:dir="0" w14:sx="0" w14:sy="0" w14:kx="0" w14:ky="0" w14:algn="none">
-          <w14:srgbClr w14:val="000000"/>
-        </w14:shadow>
-        <w14:reflection w14:blurRad="0" w14:stA="0" w14:stPos="0" w14:endA="0" w14:endPos="0" w14:dist="0" w14:dir="0" w14:fadeDir="0" w14:sx="0" w14:sy="0" w14:kx="0" w14:ky="0" w14:algn="none"/>
-        <w14:textOutline w14:w="0" w14:cap="rnd" w14:cmpd="sng" w14:algn="ctr">
-          <w14:noFill/>
-          <w14:prstDash w14:val="solid"/>
-          <w14:bevel/>
-        </w14:textOutline>
-        <w14:scene3d>
-          <w14:camera w14:prst="orthographicFront"/>
-          <w14:lightRig w14:rig="threePt" w14:dir="t">
-            <w14:rot w14:lat="0" w14:lon="0" w14:rev="0"/>
-          </w14:lightRig>
-        </w14:scene3d>
-        <w14:props3d w14:extrusionH="0" w14:contourW="0" w14:prstMaterial="none"/>
-        <w14:ligatures w14:val="none"/>
-        <w14:numForm w14:val="default"/>
-        <w14:numSpacing w14:val="default"/>
-        <w14:stylisticSets/>
-        <w14:cntxtAlts w14:val="0"/>
-      </w:rPr>
-    </w:lvl>
-    <w:lvl w:ilvl="2">
-      <w:start w:val="1"/>
-      <w:numFmt w:val="decimal"/>
-      <w:lvlText w:val="%1.%2.%3"/>
-      <w:lvlJc w:val="left"/>
-      <w:pPr>
-        <w:ind w:left="360" w:hanging="360"/>
-      </w:pPr>
-      <w:rPr>
-        <w:rFonts w:hint="default"/>
-        <w:b/>
-        <w:bCs w:val="0"/>
-        <w:i w:val="0"/>
-        <w:iCs w:val="0"/>
-        <w:caps w:val="0"/>
-        <w:smallCaps w:val="0"/>
-        <w:strike w:val="0"/>
-        <w:dstrike w:val="0"/>
-        <w:noProof w:val="0"/>
-        <w:vanish w:val="0"/>
-        <w:color w:val="694A77"/>
-        <w:spacing w:val="0"/>
-        <w:kern w:val="0"/>
-        <w:position w:val="0"/>
-        <w:u w:val="none"/>
-        <w:effect w:val="none"/>
-        <w:vertAlign w:val="baseline"/>
-        <w:em w:val="none"/>
-        <w:specVanish w:val="0"/>
-        <w14:glow w14:rad="0">
-          <w14:srgbClr w14:val="000000"/>
-        </w14:glow>
-        <w14:shadow w14:blurRad="0" w14:dist="0" w14:dir="0" w14:sx="0" w14:sy="0" w14:kx="0" w14:ky="0" w14:algn="none">
-          <w14:srgbClr w14:val="000000"/>
-        </w14:shadow>
-        <w14:reflection w14:blurRad="0" w14:stA="0" w14:stPos="0" w14:endA="0" w14:endPos="0" w14:dist="0" w14:dir="0" w14:fadeDir="0" w14:sx="0" w14:sy="0" w14:kx="0" w14:ky="0" w14:algn="none"/>
-        <w14:textOutline w14:w="0" w14:cap="rnd" w14:cmpd="sng" w14:algn="ctr">
-          <w14:noFill/>
-          <w14:prstDash w14:val="solid"/>
-          <w14:bevel/>
-        </w14:textOutline>
-        <w14:scene3d>
-          <w14:camera w14:prst="orthographicFront"/>
-          <w14:lightRig w14:rig="threePt" w14:dir="t">
-            <w14:rot w14:lat="0" w14:lon="0" w14:rev="0"/>
-          </w14:lightRig>
-        </w14:scene3d>
-        <w14:props3d w14:extrusionH="0" w14:contourW="0" w14:prstMaterial="none"/>
-        <w14:ligatures w14:val="none"/>
-        <w14:numForm w14:val="default"/>
-        <w14:numSpacing w14:val="default"/>
-        <w14:stylisticSets/>
-        <w14:cntxtAlts w14:val="0"/>
-      </w:rPr>
-    </w:lvl>
-    <w:lvl w:ilvl="3">
-      <w:start w:val="1"/>
-      <w:numFmt w:val="none"/>
-      <w:lvlText w:val="%1.%2.%3.%4"/>
-      <w:lvlJc w:val="left"/>
-      <w:pPr>
-        <w:ind w:left="864" w:hanging="864"/>
-      </w:pPr>
-      <w:rPr>
-        <w:rFonts w:hint="default"/>
-      </w:rPr>
-    </w:lvl>
-    <w:lvl w:ilvl="4">
-      <w:start w:val="1"/>
-      <w:numFmt w:val="none"/>
-      <w:lvlText w:val=""/>
-      <w:lvlJc w:val="left"/>
-      <w:pPr>
-        <w:ind w:left="0" w:firstLine="0"/>
-      </w:pPr>
-      <w:rPr>
-        <w:rFonts w:hint="default"/>
-      </w:rPr>
-    </w:lvl>
-    <w:lvl w:ilvl="5">
-      <w:start w:val="1"/>
-      <w:numFmt w:val="none"/>
-      <w:pStyle w:val="Heading6"/>
-      <w:lvlText w:val=""/>
-      <w:lvlJc w:val="left"/>
-      <w:pPr>
-        <w:ind w:left="0" w:firstLine="0"/>
-      </w:pPr>
-      <w:rPr>
-        <w:rFonts w:hint="default"/>
-      </w:rPr>
-    </w:lvl>
-    <w:lvl w:ilvl="6">
-      <w:start w:val="1"/>
-      <w:numFmt w:val="none"/>
-      <w:pStyle w:val="Heading7"/>
-      <w:suff w:val="nothing"/>
-      <w:lvlText w:val=""/>
-      <w:lvlJc w:val="left"/>
-      <w:pPr>
-        <w:ind w:left="0" w:firstLine="0"/>
-      </w:pPr>
-      <w:rPr>
-        <w:rFonts w:hint="default"/>
-      </w:rPr>
-    </w:lvl>
-    <w:lvl w:ilvl="7">
-      <w:start w:val="1"/>
-      <w:numFmt w:val="none"/>
-      <w:pStyle w:val="Heading8"/>
-      <w:lvlText w:val=""/>
-      <w:lvlJc w:val="left"/>
-      <w:pPr>
-        <w:ind w:left="0" w:firstLine="0"/>
-      </w:pPr>
-      <w:rPr>
-        <w:rFonts w:hint="default"/>
-      </w:rPr>
-    </w:lvl>
-    <w:lvl w:ilvl="8">
-      <w:start w:val="1"/>
-      <w:numFmt w:val="none"/>
-      <w:pStyle w:val="Heading9"/>
-      <w:lvlText w:val=""/>
-      <w:lvlJc w:val="left"/>
-      <w:pPr>
-        <w:ind w:left="0" w:firstLine="0"/>
-      </w:pPr>
-      <w:rPr>
-        <w:rFonts w:hint="default"/>
-      </w:rPr>
-    </w:lvl>
-  </w:abstractNum>
-  <w:num w:numId="1" w16cid:durableId="718356749">
-    <w:abstractNumId w:val="1"/>
-  </w:num>
-  <w:num w:numId="2" w16cid:durableId="608052270">
-    <w:abstractNumId w:val="0"/>
-  </w:num>
-</w:numbering>
-</file>
-
-<file path=word/glossary/settings2.xml><?xml version="1.0" encoding="utf-8"?>
-<w:settings xmlns:mc="http://schemas.openxmlformats.org/markup-compatibility/2006" xmlns:o="urn:schemas-microsoft-com:office:office" xmlns:r="http://schemas.openxmlformats.org/officeDocument/2006/relationships" xmlns:m="http://schemas.openxmlformats.org/officeDocument/2006/math" xmlns:v="urn:schemas-microsoft-com:vml" xmlns:w10="urn:schemas-microsoft-com:office:word" xmlns:w="http://schemas.openxmlformats.org/wordprocessingml/2006/main" xmlns:w14="http://schemas.microsoft.com/office/word/2010/wordml" xmlns:w15="http://schemas.microsoft.com/office/word/2012/wordml" xmlns:w16cex="http://schemas.microsoft.com/office/word/2018/wordml/cex" xmlns:w16cid="http://schemas.microsoft.com/office/word/2016/wordml/cid" xmlns:w16="http://schemas.microsoft.com/office/word/2018/wordml" xmlns:w16du="http://schemas.microsoft.com/office/word/2023/wordml/word16du" xmlns:w16sdtdh="http://schemas.microsoft.com/office/word/2020/wordml/sdtdatahash" xmlns:w16se="http://schemas.microsoft.com/office/word/2015/wordml/symex" xmlns:sl="http://schemas.openxmlformats.org/schemaLibrary/2006/main" mc:Ignorable="w14 w15 w16se w16cid w16 w16cex w16sdtdh w16du">
-  <w:view w:val="normal"/>
-  <w:revisionView w:insDel="0" w:formatting="0"/>
-  <w:defaultTabStop w:val="720"/>
-  <w:characterSpacingControl w:val="doNotCompress"/>
-  <w:compat>
-    <w:useFELayout/>
-    <w:compatSetting w:name="compatibilityMode" w:uri="http://schemas.microsoft.com/office/word" w:val="15"/>
-    <w:compatSetting w:name="overrideTableStyleFontSizeAndJustification" w:uri="http://schemas.microsoft.com/office/word" w:val="1"/>
-    <w:compatSetting w:name="enableOpenTypeFeatures" w:uri="http://schemas.microsoft.com/office/word" w:val="1"/>
-    <w:compatSetting w:name="doNotFlipMirrorIndents" w:uri="http://schemas.microsoft.com/office/word" w:val="1"/>
-    <w:compatSetting w:name="differentiateMultirowTableHeaders" w:uri="http://schemas.microsoft.com/office/word" w:val="1"/>
-    <w:compatSetting w:name="useWord2013TrackBottomHyphenation" w:uri="http://schemas.microsoft.com/office/word" w:val="1"/>
-  </w:compat>
-  <w:rsids>
-    <w:rsidRoot w:val="00827B13"/>
-    <w:rsid w:val="000902E1"/>
-    <w:rsid w:val="001142AA"/>
-    <w:rsid w:val="002305E2"/>
-    <w:rsid w:val="00234F5F"/>
-    <w:rsid w:val="002B11F1"/>
-    <w:rsid w:val="002E6F83"/>
-    <w:rsid w:val="00300C5C"/>
-    <w:rsid w:val="003120BE"/>
-    <w:rsid w:val="00317A5E"/>
-    <w:rsid w:val="003A19AE"/>
-    <w:rsid w:val="0051450F"/>
-    <w:rsid w:val="00520F23"/>
-    <w:rsid w:val="005E523E"/>
-    <w:rsid w:val="00617F02"/>
-    <w:rsid w:val="00636D31"/>
-    <w:rsid w:val="00695C7A"/>
-    <w:rsid w:val="006C37A0"/>
-    <w:rsid w:val="006D7EEE"/>
-    <w:rsid w:val="006F47C1"/>
-    <w:rsid w:val="00772C3B"/>
-    <w:rsid w:val="007A0489"/>
-    <w:rsid w:val="007B641C"/>
-    <w:rsid w:val="00800DDF"/>
-    <w:rsid w:val="00827B13"/>
-    <w:rsid w:val="008D71FF"/>
-    <w:rsid w:val="009219C5"/>
-    <w:rsid w:val="00927824"/>
-    <w:rsid w:val="00985E91"/>
-    <w:rsid w:val="009B2AB8"/>
-    <w:rsid w:val="00A63E56"/>
-    <w:rsid w:val="00AF71E6"/>
-    <w:rsid w:val="00C95656"/>
-    <w:rsid w:val="00CF2171"/>
-    <w:rsid w:val="00DF196E"/>
-    <w:rsid w:val="00E16327"/>
-    <w:rsid w:val="00E324EA"/>
-    <w:rsid w:val="00E61520"/>
-    <w:rsid w:val="00F26BEF"/>
-    <w:rsid w:val="00FC3BFE"/>
-  </w:rsids>
-  <m:mathPr>
-    <m:mathFont m:val="Cambria Math"/>
-    <m:brkBin m:val="before"/>
-    <m:brkBinSub m:val="--"/>
-    <m:smallFrac m:val="0"/>
-    <m:dispDef/>
-    <m:lMargin m:val="0"/>
-    <m:rMargin m:val="0"/>
-    <m:defJc m:val="centerGroup"/>
-    <m:wrapIndent m:val="1440"/>
-    <m:intLim m:val="subSup"/>
-    <m:naryLim m:val="undOvr"/>
-  </m:mathPr>
-  <w:themeFontLang w:val="en-US"/>
-  <w:clrSchemeMapping w:bg1="light1" w:t1="dark1" w:bg2="light2" w:t2="dark2" w:accent1="accent1" w:accent2="accent2" w:accent3="accent3" w:accent4="accent4" w:accent5="accent5" w:accent6="accent6" w:hyperlink="hyperlink" w:followedHyperlink="followedHyperlink"/>
-  <w:decimalSymbol w:val="."/>
-  <w:listSeparator w:val=","/>
-  <w15:chartTrackingRefBased/>
-</w:settings>
-</file>
-
-<file path=word/glossary/styles.xml><?xml version="1.0" encoding="utf-8"?>
-<w:styles xmlns:mc="http://schemas.openxmlformats.org/markup-compatibility/2006" xmlns:r="http://schemas.openxmlformats.org/officeDocument/2006/relationships" xmlns:w="http://schemas.openxmlformats.org/wordprocessingml/2006/main" xmlns:w14="http://schemas.microsoft.com/office/word/2010/wordml" xmlns:w15="http://schemas.microsoft.com/office/word/2012/wordml" xmlns:w16cex="http://schemas.microsoft.com/office/word/2018/wordml/cex" xmlns:w16cid="http://schemas.microsoft.com/office/word/2016/wordml/cid" xmlns:w16="http://schemas.microsoft.com/office/word/2018/wordml" xmlns:w16du="http://schemas.microsoft.com/office/word/2023/wordml/word16du" xmlns:w16sdtdh="http://schemas.microsoft.com/office/word/2020/wordml/sdtdatahash" xmlns:w16se="http://schemas.microsoft.com/office/word/2015/wordml/symex" mc:Ignorable="w14 w15 w16se w16cid w16 w16cex w16sdtdh w16du">
-  <w:docDefaults>
-    <w:rPrDefault>
-      <w:rPr>
-        <w:rFonts w:asciiTheme="minorHAnsi" w:eastAsiaTheme="minorEastAsia" w:hAnsiTheme="minorHAnsi" w:cstheme="minorBidi"/>
-        <w:sz w:val="22"/>
-        <w:szCs w:val="22"/>
-        <w:lang w:val="en-US" w:eastAsia="en-US" w:bidi="ar-SA"/>
-      </w:rPr>
-    </w:rPrDefault>
-    <w:pPrDefault>
-      <w:pPr>
-        <w:spacing w:after="160" w:line="259" w:lineRule="auto"/>
-      </w:pPr>
-    </w:pPrDefault>
-  </w:docDefaults>
-  <w:latentStyles w:defLockedState="0" w:defUIPriority="99" w:defSemiHidden="0" w:defUnhideWhenUsed="0" w:defQFormat="0" w:count="376">
-    <w:lsdException w:name="Normal" w:uiPriority="0" w:qFormat="1"/>
-    <w:lsdException w:name="heading 1" w:uiPriority="9" w:qFormat="1"/>
-    <w:lsdException w:name="heading 2" w:semiHidden="1" w:uiPriority="9" w:unhideWhenUsed="1" w:qFormat="1"/>
-    <w:lsdException w:name="heading 3" w:semiHidden="1" w:uiPriority="9" w:unhideWhenUsed="1" w:qFormat="1"/>
-    <w:lsdException w:name="heading 4" w:semiHidden="1" w:uiPriority="9" w:unhideWhenUsed="1" w:qFormat="1"/>
-    <w:lsdException w:name="heading 5" w:semiHidden="1" w:uiPriority="9" w:unhideWhenUsed="1" w:qFormat="1"/>
-    <w:lsdException w:name="heading 6" w:semiHidden="1" w:uiPriority="9" w:unhideWhenUsed="1" w:qFormat="1"/>
-    <w:lsdException w:name="heading 7" w:semiHidden="1" w:uiPriority="9" w:unhideWhenUsed="1" w:qFormat="1"/>
-    <w:lsdException w:name="heading 8" w:semiHidden="1" w:uiPriority="9" w:unhideWhenUsed="1" w:qFormat="1"/>
-    <w:lsdException w:name="heading 9" w:semiHidden="1" w:uiPriority="9" w:unhideWhenUsed="1" w:qFormat="1"/>
-    <w:lsdException w:name="index 1" w:semiHidden="1" w:unhideWhenUsed="1"/>
-    <w:lsdException w:name="index 2" w:semiHidden="1" w:unhideWhenUsed="1"/>
-    <w:lsdException w:name="index 3" w:semiHidden="1" w:unhideWhenUsed="1"/>
-    <w:lsdException w:name="index 4" w:semiHidden="1" w:unhideWhenUsed="1"/>
-    <w:lsdException w:name="index 5" w:semiHidden="1" w:unhideWhenUsed="1"/>
-    <w:lsdException w:name="index 6" w:semiHidden="1" w:unhideWhenUsed="1"/>
-    <w:lsdException w:name="index 7" w:semiHidden="1" w:unhideWhenUsed="1"/>
-    <w:lsdException w:name="index 8" w:semiHidden="1" w:unhideWhenUsed="1"/>
-    <w:lsdException w:name="index 9" w:semiHidden="1" w:unhideWhenUsed="1"/>
-    <w:lsdException w:name="toc 1" w:semiHidden="1" w:uiPriority="39" w:unhideWhenUsed="1"/>
-    <w:lsdException w:name="toc 2" w:semiHidden="1" w:uiPriority="39" w:unhideWhenUsed="1"/>
-    <w:lsdException w:name="toc 3" w:semiHidden="1" w:uiPriority="39" w:unhideWhenUsed="1"/>
-    <w:lsdException w:name="toc 4" w:semiHidden="1" w:uiPriority="39" w:unhideWhenUsed="1"/>
-    <w:lsdException w:name="toc 5" w:semiHidden="1" w:uiPriority="39" w:unhideWhenUsed="1"/>
-    <w:lsdException w:name="toc 6" w:semiHidden="1" w:uiPriority="39" w:unhideWhenUsed="1"/>
-    <w:lsdException w:name="toc 7" w:semiHidden="1" w:uiPriority="39" w:unhideWhenUsed="1"/>
-    <w:lsdException w:name="toc 8" w:semiHidden="1" w:uiPriority="39" w:unhideWhenUsed="1"/>
-    <w:lsdException w:name="toc 9" w:semiHidden="1" w:uiPriority="39" w:unhideWhenUsed="1"/>
-    <w:lsdException w:name="Normal Indent" w:semiHidden="1" w:unhideWhenUsed="1"/>
-    <w:lsdException w:name="footnote text" w:semiHidden="1" w:unhideWhenUsed="1"/>
-    <w:lsdException w:name="annotation text" w:semiHidden="1" w:unhideWhenUsed="1"/>
-    <w:lsdException w:name="header" w:semiHidden="1" w:unhideWhenUsed="1"/>
-    <w:lsdException w:name="footer" w:semiHidden="1" w:unhideWhenUsed="1"/>
-    <w:lsdException w:name="index heading" w:semiHidden="1" w:unhideWhenUsed="1"/>
-    <w:lsdException w:name="caption" w:semiHidden="1" w:uiPriority="35" w:unhideWhenUsed="1" w:qFormat="1"/>
-    <w:lsdException w:name="table of figures" w:semiHidden="1" w:unhideWhenUsed="1"/>
-    <w:lsdException w:name="envelope address" w:semiHidden="1" w:unhideWhenUsed="1"/>
-    <w:lsdException w:name="envelope return" w:semiHidden="1" w:unhideWhenUsed="1"/>
-    <w:lsdException w:name="footnote reference" w:semiHidden="1" w:unhideWhenUsed="1"/>
-    <w:lsdException w:name="annotation reference" w:semiHidden="1" w:unhideWhenUsed="1"/>
-    <w:lsdException w:name="line number" w:semiHidden="1" w:unhideWhenUsed="1"/>
-    <w:lsdException w:name="page number" w:semiHidden="1" w:unhideWhenUsed="1"/>
-    <w:lsdException w:name="endnote reference" w:semiHidden="1" w:unhideWhenUsed="1"/>
-    <w:lsdException w:name="endnote text" w:semiHidden="1" w:unhideWhenUsed="1"/>
-    <w:lsdException w:name="table of authorities" w:semiHidden="1" w:unhideWhenUsed="1"/>
-    <w:lsdException w:name="macro" w:semiHidden="1" w:unhideWhenUsed="1"/>
-    <w:lsdException w:name="toa heading" w:semiHidden="1" w:unhideWhenUsed="1"/>
-    <w:lsdException w:name="List" w:semiHidden="1" w:unhideWhenUsed="1"/>
-    <w:lsdException w:name="List Bullet" w:semiHidden="1" w:unhideWhenUsed="1"/>
-    <w:lsdException w:name="List Number" w:semiHidden="1" w:unhideWhenUsed="1"/>
-    <w:lsdException w:name="List 2" w:semiHidden="1" w:unhideWhenUsed="1"/>
-    <w:lsdException w:name="List 3" w:semiHidden="1" w:unhideWhenUsed="1"/>
-    <w:lsdException w:name="List 4" w:semiHidden="1" w:unhideWhenUsed="1"/>
-    <w:lsdException w:name="List 5" w:semiHidden="1" w:unhideWhenUsed="1"/>
-    <w:lsdException w:name="List Bullet 2" w:semiHidden="1" w:unhideWhenUsed="1"/>
-    <w:lsdException w:name="List Bullet 3" w:semiHidden="1" w:unhideWhenUsed="1"/>
-    <w:lsdException w:name="List Bullet 4" w:semiHidden="1" w:unhideWhenUsed="1"/>
-    <w:lsdException w:name="List Bullet 5" w:semiHidden="1" w:unhideWhenUsed="1"/>
-    <w:lsdException w:name="List Number 2" w:semiHidden="1" w:unhideWhenUsed="1"/>
-    <w:lsdException w:name="List Number 3" w:semiHidden="1" w:unhideWhenUsed="1"/>
-    <w:lsdException w:name="List Number 4" w:semiHidden="1" w:unhideWhenUsed="1"/>
-    <w:lsdException w:name="List Number 5" w:semiHidden="1" w:unhideWhenUsed="1"/>
-    <w:lsdException w:name="Title" w:uiPriority="10" w:qFormat="1"/>
-    <w:lsdException w:name="Closing" w:semiHidden="1" w:unhideWhenUsed="1"/>
-    <w:lsdException w:name="Signature" w:semiHidden="1" w:unhideWhenUsed="1"/>
-    <w:lsdException w:name="Default Paragraph Font" w:semiHidden="1" w:uiPriority="1" w:unhideWhenUsed="1"/>
-    <w:lsdException w:name="Body Text" w:semiHidden="1" w:unhideWhenUsed="1"/>
-    <w:lsdException w:name="Body Text Indent" w:semiHidden="1" w:unhideWhenUsed="1"/>
-    <w:lsdException w:name="List Continue" w:semiHidden="1" w:unhideWhenUsed="1"/>
-    <w:lsdException w:name="List Continue 2" w:semiHidden="1" w:unhideWhenUsed="1"/>
-    <w:lsdException w:name="List Continue 3" w:semiHidden="1" w:unhideWhenUsed="1"/>
-    <w:lsdException w:name="List Continue 4" w:semiHidden="1" w:unhideWhenUsed="1"/>
-    <w:lsdException w:name="List Continue 5" w:semiHidden="1" w:unhideWhenUsed="1"/>
-    <w:lsdException w:name="Message Header" w:semiHidden="1" w:unhideWhenUsed="1"/>
-    <w:lsdException w:name="Subtitle" w:uiPriority="11" w:qFormat="1"/>
-    <w:lsdException w:name="Salutation" w:semiHidden="1" w:unhideWhenUsed="1"/>
-    <w:lsdException w:name="Date" w:semiHidden="1" w:unhideWhenUsed="1"/>
-    <w:lsdException w:name="Body Text First Indent" w:semiHidden="1" w:unhideWhenUsed="1"/>
-    <w:lsdException w:name="Body Text First Indent 2" w:semiHidden="1" w:unhideWhenUsed="1"/>
-    <w:lsdException w:name="Note Heading" w:semiHidden="1" w:unhideWhenUsed="1"/>
-    <w:lsdException w:name="Body Text 2" w:semiHidden="1" w:unhideWhenUsed="1"/>
-    <w:lsdException w:name="Body Text 3" w:semiHidden="1" w:unhideWhenUsed="1"/>
-    <w:lsdException w:name="Body Text Indent 2" w:semiHidden="1" w:unhideWhenUsed="1"/>
-    <w:lsdException w:name="Body Text Indent 3" w:semiHidden="1" w:unhideWhenUsed="1"/>
-    <w:lsdException w:name="Block Text" w:semiHidden="1" w:unhideWhenUsed="1"/>
-    <w:lsdException w:name="Hyperlink" w:semiHidden="1" w:unhideWhenUsed="1"/>
-    <w:lsdException w:name="FollowedHyperlink" w:semiHidden="1" w:unhideWhenUsed="1"/>
-    <w:lsdException w:name="Strong" w:uiPriority="22" w:qFormat="1"/>
-    <w:lsdException w:name="Emphasis" w:uiPriority="20" w:qFormat="1"/>
-    <w:lsdException w:name="Document Map" w:semiHidden="1" w:unhideWhenUsed="1"/>
-    <w:lsdException w:name="Plain Text" w:semiHidden="1" w:unhideWhenUsed="1"/>
-    <w:lsdException w:name="E-mail Signature" w:semiHidden="1" w:unhideWhenUsed="1"/>
-    <w:lsdException w:name="HTML Top of Form" w:semiHidden="1" w:unhideWhenUsed="1"/>
-    <w:lsdException w:name="HTML Bottom of Form" w:semiHidden="1" w:unhideWhenUsed="1"/>
-    <w:lsdException w:name="Normal (Web)" w:semiHidden="1" w:unhideWhenUsed="1"/>
-    <w:lsdException w:name="HTML Acronym" w:semiHidden="1" w:unhideWhenUsed="1"/>
-    <w:lsdException w:name="HTML Address" w:semiHidden="1" w:unhideWhenUsed="1"/>
-    <w:lsdException w:name="HTML Cite" w:semiHidden="1" w:unhideWhenUsed="1"/>
-    <w:lsdException w:name="HTML Code" w:semiHidden="1" w:unhideWhenUsed="1"/>
-    <w:lsdException w:name="HTML Definition" w:semiHidden="1" w:unhideWhenUsed="1"/>
-    <w:lsdException w:name="HTML Keyboard" w:semiHidden="1" w:unhideWhenUsed="1"/>
-    <w:lsdException w:name="HTML Preformatted" w:semiHidden="1" w:unhideWhenUsed="1"/>
-    <w:lsdException w:name="HTML Sample" w:semiHidden="1" w:unhideWhenUsed="1"/>
-    <w:lsdException w:name="HTML Typewriter" w:semiHidden="1" w:unhideWhenUsed="1"/>
-    <w:lsdException w:name="HTML Variable" w:semiHidden="1" w:unhideWhenUsed="1"/>
-    <w:lsdException w:name="Normal Table" w:semiHidden="1" w:unhideWhenUsed="1"/>
-    <w:lsdException w:name="annotation subject" w:semiHidden="1" w:unhideWhenUsed="1"/>
-    <w:lsdException w:name="No List" w:semiHidden="1" w:unhideWhenUsed="1"/>
-    <w:lsdException w:name="Outline List 1" w:semiHidden="1" w:unhideWhenUsed="1"/>
-    <w:lsdException w:name="Outline List 2" w:semiHidden="1" w:unhideWhenUsed="1"/>
-    <w:lsdException w:name="Outline List 3" w:semiHidden="1" w:unhideWhenUsed="1"/>
-    <w:lsdException w:name="Table Simple 1" w:semiHidden="1" w:unhideWhenUsed="1"/>
-    <w:lsdException w:name="Table Simple 2" w:semiHidden="1" w:unhideWhenUsed="1"/>
-    <w:lsdException w:name="Table Simple 3" w:semiHidden="1" w:unhideWhenUsed="1"/>
-    <w:lsdException w:name="Table Classic 1" w:semiHidden="1" w:unhideWhenUsed="1"/>
-    <w:lsdException w:name="Table Classic 2" w:semiHidden="1" w:unhideWhenUsed="1"/>
-    <w:lsdException w:name="Table Classic 3" w:semiHidden="1" w:unhideWhenUsed="1"/>
-    <w:lsdException w:name="Table Classic 4" w:semiHidden="1" w:unhideWhenUsed="1"/>
-    <w:lsdException w:name="Table Colorful 1" w:semiHidden="1" w:unhideWhenUsed="1"/>
-    <w:lsdException w:name="Table Colorful 2" w:semiHidden="1" w:unhideWhenUsed="1"/>
-    <w:lsdException w:name="Table Colorful 3" w:semiHidden="1" w:unhideWhenUsed="1"/>
-    <w:lsdException w:name="Table Columns 1" w:semiHidden="1" w:unhideWhenUsed="1"/>
-    <w:lsdException w:name="Table Columns 2" w:semiHidden="1" w:unhideWhenUsed="1"/>
-    <w:lsdException w:name="Table Columns 3" w:semiHidden="1" w:unhideWhenUsed="1"/>
-    <w:lsdException w:name="Table Columns 4" w:semiHidden="1" w:unhideWhenUsed="1"/>
-    <w:lsdException w:name="Table Columns 5" w:semiHidden="1" w:unhideWhenUsed="1"/>
-    <w:lsdException w:name="Table Grid 1" w:semiHidden="1" w:unhideWhenUsed="1"/>
-    <w:lsdException w:name="Table Grid 2" w:semiHidden="1" w:unhideWhenUsed="1"/>
-    <w:lsdException w:name="Table Grid 3" w:semiHidden="1" w:unhideWhenUsed="1"/>
-    <w:lsdException w:name="Table Grid 4" w:semiHidden="1" w:unhideWhenUsed="1"/>
-    <w:lsdException w:name="Table Grid 5" w:semiHidden="1" w:unhideWhenUsed="1"/>
-    <w:lsdException w:name="Table Grid 6" w:semiHidden="1" w:unhideWhenUsed="1"/>
-    <w:lsdException w:name="Table Grid 7" w:semiHidden="1" w:unhideWhenUsed="1"/>
-    <w:lsdException w:name="Table Grid 8" w:semiHidden="1" w:unhideWhenUsed="1"/>
-    <w:lsdException w:name="Table List 1" w:semiHidden="1" w:unhideWhenUsed="1"/>
-    <w:lsdException w:name="Table List 2" w:semiHidden="1" w:unhideWhenUsed="1"/>
-    <w:lsdException w:name="Table List 3" w:semiHidden="1" w:unhideWhenUsed="1"/>
-    <w:lsdException w:name="Table List 4" w:semiHidden="1" w:unhideWhenUsed="1"/>
-    <w:lsdException w:name="Table List 5" w:semiHidden="1" w:unhideWhenUsed="1"/>
-    <w:lsdException w:name="Table List 6" w:semiHidden="1" w:unhideWhenUsed="1"/>
-    <w:lsdException w:name="Table List 7" w:semiHidden="1" w:unhideWhenUsed="1"/>
-    <w:lsdException w:name="Table List 8" w:semiHidden="1" w:unhideWhenUsed="1"/>
-    <w:lsdException w:name="Table 3D effects 1" w:semiHidden="1" w:unhideWhenUsed="1"/>
-    <w:lsdException w:name="Table 3D effects 2" w:semiHidden="1" w:unhideWhenUsed="1"/>
-    <w:lsdException w:name="Table 3D effects 3" w:semiHidden="1" w:unhideWhenUsed="1"/>
-    <w:lsdException w:name="Table Contemporary" w:semiHidden="1" w:unhideWhenUsed="1"/>
-    <w:lsdException w:name="Table Elegant" w:semiHidden="1" w:unhideWhenUsed="1"/>
-    <w:lsdException w:name="Table Professional" w:semiHidden="1" w:unhideWhenUsed="1"/>
-    <w:lsdException w:name="Table Subtle 1" w:semiHidden="1" w:unhideWhenUsed="1"/>
-    <w:lsdException w:name="Table Subtle 2" w:semiHidden="1" w:unhideWhenUsed="1"/>
-    <w:lsdException w:name="Table Web 1" w:semiHidden="1" w:unhideWhenUsed="1"/>
-    <w:lsdException w:name="Table Web 2" w:semiHidden="1" w:unhideWhenUsed="1"/>
-    <w:lsdException w:name="Table Web 3" w:semiHidden="1" w:unhideWhenUsed="1"/>
-    <w:lsdException w:name="Balloon Text" w:semiHidden="1" w:unhideWhenUsed="1"/>
-    <w:lsdException w:name="Table Grid" w:uiPriority="39"/>
-    <w:lsdException w:name="Table Theme" w:semiHidden="1" w:unhideWhenUsed="1"/>
-    <w:lsdException w:name="Placeholder Text" w:semiHidden="1"/>
-    <w:lsdException w:name="No Spacing" w:uiPriority="1" w:qFormat="1"/>
-    <w:lsdException w:name="Light Shading" w:uiPriority="60"/>
-    <w:lsdException w:name="Light List" w:uiPriority="61"/>
-    <w:lsdException w:name="Light Grid" w:uiPriority="62"/>
-    <w:lsdException w:name="Medium Shading 1" w:uiPriority="63"/>
-    <w:lsdException w:name="Medium Shading 2" w:uiPriority="64"/>
-    <w:lsdException w:name="Medium List 1" w:uiPriority="65"/>
-    <w:lsdException w:name="Medium List 2" w:uiPriority="66"/>
-    <w:lsdException w:name="Medium Grid 1" w:uiPriority="67"/>
-    <w:lsdException w:name="Medium Grid 2" w:uiPriority="68"/>
-    <w:lsdException w:name="Medium Grid 3" w:uiPriority="69"/>
-    <w:lsdException w:name="Dark List" w:uiPriority="70"/>
-    <w:lsdException w:name="Colorful Shading" w:uiPriority="71"/>
-    <w:lsdException w:name="Colorful List" w:uiPriority="72"/>
-    <w:lsdException w:name="Colorful Grid" w:uiPriority="73"/>
-    <w:lsdException w:name="Light Shading Accent 1" w:uiPriority="60"/>
-    <w:lsdException w:name="Light List Accent 1" w:uiPriority="61"/>
-    <w:lsdException w:name="Light Grid Accent 1" w:uiPriority="62"/>
-    <w:lsdException w:name="Medium Shading 1 Accent 1" w:uiPriority="63"/>
-    <w:lsdException w:name="Medium Shading 2 Accent 1" w:uiPriority="64"/>
-    <w:lsdException w:name="Medium List 1 Accent 1" w:uiPriority="65"/>
-    <w:lsdException w:name="Revision" w:semiHidden="1"/>
-    <w:lsdException w:name="List Paragraph" w:uiPriority="34" w:qFormat="1"/>
-    <w:lsdException w:name="Quote" w:uiPriority="29" w:qFormat="1"/>
-    <w:lsdException w:name="Intense Quote" w:uiPriority="30" w:qFormat="1"/>
-    <w:lsdException w:name="Medium List 2 Accent 1" w:uiPriority="66"/>
-    <w:lsdException w:name="Medium Grid 1 Accent 1" w:uiPriority="67"/>
-    <w:lsdException w:name="Medium Grid 2 Accent 1" w:uiPriority="68"/>
-    <w:lsdException w:name="Medium Grid 3 Accent 1" w:uiPriority="69"/>
-    <w:lsdException w:name="Dark List Accent 1" w:uiPriority="70"/>
-    <w:lsdException w:name="Colorful Shading Accent 1" w:uiPriority="71"/>
-    <w:lsdException w:name="Colorful List Accent 1" w:uiPriority="72"/>
-    <w:lsdException w:name="Colorful Grid Accent 1" w:uiPriority="73"/>
-    <w:lsdException w:name="Light Shading Accent 2" w:uiPriority="60"/>
-    <w:lsdException w:name="Light List Accent 2" w:uiPriority="61"/>
-    <w:lsdException w:name="Light Grid Accent 2" w:uiPriority="62"/>
-    <w:lsdException w:name="Medium Shading 1 Accent 2" w:uiPriority="63"/>
-    <w:lsdException w:name="Medium Shading 2 Accent 2" w:uiPriority="64"/>
-    <w:lsdException w:name="Medium List 1 Accent 2" w:uiPriority="65"/>
-    <w:lsdException w:name="Medium List 2 Accent 2" w:uiPriority="66"/>
-    <w:lsdException w:name="Medium Grid 1 Accent 2" w:uiPriority="67"/>
-    <w:lsdException w:name="Medium Grid 2 Accent 2" w:uiPriority="68"/>
-    <w:lsdException w:name="Medium Grid 3 Accent 2" w:uiPriority="69"/>
-    <w:lsdException w:name="Dark List Accent 2" w:uiPriority="70"/>
-    <w:lsdException w:name="Colorful Shading Accent 2" w:uiPriority="71"/>
-    <w:lsdException w:name="Colorful List Accent 2" w:uiPriority="72"/>
-    <w:lsdException w:name="Colorful Grid Accent 2" w:uiPriority="73"/>
-    <w:lsdException w:name="Light Shading Accent 3" w:uiPriority="60"/>
-    <w:lsdException w:name="Light List Accent 3" w:uiPriority="61"/>
-    <w:lsdException w:name="Light Grid Accent 3" w:uiPriority="62"/>
-    <w:lsdException w:name="Medium Shading 1 Accent 3" w:uiPriority="63"/>
-    <w:lsdException w:name="Medium Shading 2 Accent 3" w:uiPriority="64"/>
-    <w:lsdException w:name="Medium List 1 Accent 3" w:uiPriority="65"/>
-    <w:lsdException w:name="Medium List 2 Accent 3" w:uiPriority="66"/>
-    <w:lsdException w:name="Medium Grid 1 Accent 3" w:uiPriority="67"/>
-    <w:lsdException w:name="Medium Grid 2 Accent 3" w:uiPriority="68"/>
-    <w:lsdException w:name="Medium Grid 3 Accent 3" w:uiPriority="69"/>
-    <w:lsdException w:name="Dark List Accent 3" w:uiPriority="70"/>
-    <w:lsdException w:name="Colorful Shading Accent 3" w:uiPriority="71"/>
-    <w:lsdException w:name="Colorful List Accent 3" w:uiPriority="72"/>
-    <w:lsdException w:name="Colorful Grid Accent 3" w:uiPriority="73"/>
-    <w:lsdException w:name="Light Shading Accent 4" w:uiPriority="60"/>
-    <w:lsdException w:name="Light List Accent 4" w:uiPriority="61"/>
-    <w:lsdException w:name="Light Grid Accent 4" w:uiPriority="62"/>
-    <w:lsdException w:name="Medium Shading 1 Accent 4" w:uiPriority="63"/>
-    <w:lsdException w:name="Medium Shading 2 Accent 4" w:uiPriority="64"/>
-    <w:lsdException w:name="Medium List 1 Accent 4" w:uiPriority="65"/>
-    <w:lsdException w:name="Medium List 2 Accent 4" w:uiPriority="66"/>
-    <w:lsdException w:name="Medium Grid 1 Accent 4" w:uiPriority="67"/>
-    <w:lsdException w:name="Medium Grid 2 Accent 4" w:uiPriority="68"/>
-    <w:lsdException w:name="Medium Grid 3 Accent 4" w:uiPriority="69"/>
-    <w:lsdException w:name="Dark List Accent 4" w:uiPriority="70"/>
-    <w:lsdException w:name="Colorful Shading Accent 4" w:uiPriority="71"/>
-    <w:lsdException w:name="Colorful List Accent 4" w:uiPriority="72"/>
-    <w:lsdException w:name="Colorful Grid Accent 4" w:uiPriority="73"/>
-    <w:lsdException w:name="Light Shading Accent 5" w:uiPriority="60"/>
-    <w:lsdException w:name="Light List Accent 5" w:uiPriority="61"/>
-    <w:lsdException w:name="Light Grid Accent 5" w:uiPriority="62"/>
-    <w:lsdException w:name="Medium Shading 1 Accent 5" w:uiPriority="63"/>
-    <w:lsdException w:name="Medium Shading 2 Accent 5" w:uiPriority="64"/>
-    <w:lsdException w:name="Medium List 1 Accent 5" w:uiPriority="65"/>
-    <w:lsdException w:name="Medium List 2 Accent 5" w:uiPriority="66"/>
-    <w:lsdException w:name="Medium Grid 1 Accent 5" w:uiPriority="67"/>
-    <w:lsdException w:name="Medium Grid 2 Accent 5" w:uiPriority="68"/>
-    <w:lsdException w:name="Medium Grid 3 Accent 5" w:uiPriority="69"/>
-    <w:lsdException w:name="Dark List Accent 5" w:uiPriority="70"/>
-    <w:lsdException w:name="Colorful Shading Accent 5" w:uiPriority="71"/>
-    <w:lsdException w:name="Colorful List Accent 5" w:uiPriority="72"/>
-    <w:lsdException w:name="Colorful Grid Accent 5" w:uiPriority="73"/>
-    <w:lsdException w:name="Light Shading Accent 6" w:uiPriority="60"/>
-    <w:lsdException w:name="Light List Accent 6" w:uiPriority="61"/>
-    <w:lsdException w:name="Light Grid Accent 6" w:uiPriority="62"/>
-    <w:lsdException w:name="Medium Shading 1 Accent 6" w:uiPriority="63"/>
-    <w:lsdException w:name="Medium Shading 2 Accent 6" w:uiPriority="64"/>
-    <w:lsdException w:name="Medium List 1 Accent 6" w:uiPriority="65"/>
-    <w:lsdException w:name="Medium List 2 Accent 6" w:uiPriority="66"/>
-    <w:lsdException w:name="Medium Grid 1 Accent 6" w:uiPriority="67"/>
-    <w:lsdException w:name="Medium Grid 2 Accent 6" w:uiPriority="68"/>
-    <w:lsdException w:name="Medium Grid 3 Accent 6" w:uiPriority="69"/>
-    <w:lsdException w:name="Dark List Accent 6" w:uiPriority="70"/>
-    <w:lsdException w:name="Colorful Shading Accent 6" w:uiPriority="71"/>
-    <w:lsdException w:name="Colorful List Accent 6" w:uiPriority="72"/>
-    <w:lsdException w:name="Colorful Grid Accent 6" w:uiPriority="73"/>
-    <w:lsdException w:name="Subtle Emphasis" w:uiPriority="19" w:qFormat="1"/>
-    <w:lsdException w:name="Intense Emphasis" w:uiPriority="21" w:qFormat="1"/>
-    <w:lsdException w:name="Subtle Reference" w:uiPriority="31" w:qFormat="1"/>
-    <w:lsdException w:name="Intense Reference" w:uiPriority="32" w:qFormat="1"/>
-    <w:lsdException w:name="Book Title" w:uiPriority="33" w:qFormat="1"/>
-    <w:lsdException w:name="Bibliography" w:semiHidden="1" w:uiPriority="37" w:unhideWhenUsed="1"/>
-    <w:lsdException w:name="TOC Heading" w:semiHidden="1" w:uiPriority="39" w:unhideWhenUsed="1" w:qFormat="1"/>
-    <w:lsdException w:name="Plain Table 1" w:uiPriority="41"/>
-    <w:lsdException w:name="Plain Table 2" w:uiPriority="42"/>
-    <w:lsdException w:name="Plain Table 3" w:uiPriority="43"/>
-    <w:lsdException w:name="Plain Table 4" w:uiPriority="44"/>
-    <w:lsdException w:name="Plain Table 5" w:uiPriority="45"/>
-    <w:lsdException w:name="Grid Table Light" w:uiPriority="40"/>
-    <w:lsdException w:name="Grid Table 1 Light" w:uiPriority="46"/>
-    <w:lsdException w:name="Grid Table 2" w:uiPriority="47"/>
-    <w:lsdException w:name="Grid Table 3" w:uiPriority="48"/>
-    <w:lsdException w:name="Grid Table 4" w:uiPriority="49"/>
-    <w:lsdException w:name="Grid Table 5 Dark" w:uiPriority="50"/>
-    <w:lsdException w:name="Grid Table 6 Colorful" w:uiPriority="51"/>
-    <w:lsdException w:name="Grid Table 7 Colorful" w:uiPriority="52"/>
-    <w:lsdException w:name="Grid Table 1 Light Accent 1" w:uiPriority="46"/>
-    <w:lsdException w:name="Grid Table 2 Accent 1" w:uiPriority="47"/>
-    <w:lsdException w:name="Grid Table 3 Accent 1" w:uiPriority="48"/>
-    <w:lsdException w:name="Grid Table 4 Accent 1" w:uiPriority="49"/>
-    <w:lsdException w:name="Grid Table 5 Dark Accent 1" w:uiPriority="50"/>
-    <w:lsdException w:name="Grid Table 6 Colorful Accent 1" w:uiPriority="51"/>
-    <w:lsdException w:name="Grid Table 7 Colorful Accent 1" w:uiPriority="52"/>
-    <w:lsdException w:name="Grid Table 1 Light Accent 2" w:uiPriority="46"/>
-    <w:lsdException w:name="Grid Table 2 Accent 2" w:uiPriority="47"/>
-    <w:lsdException w:name="Grid Table 3 Accent 2" w:uiPriority="48"/>
-    <w:lsdException w:name="Grid Table 4 Accent 2" w:uiPriority="49"/>
-    <w:lsdException w:name="Grid Table 5 Dark Accent 2" w:uiPriority="50"/>
-    <w:lsdException w:name="Grid Table 6 Colorful Accent 2" w:uiPriority="51"/>
-    <w:lsdException w:name="Grid Table 7 Colorful Accent 2" w:uiPriority="52"/>
-    <w:lsdException w:name="Grid Table 1 Light Accent 3" w:uiPriority="46"/>
-    <w:lsdException w:name="Grid Table 2 Accent 3" w:uiPriority="47"/>
-    <w:lsdException w:name="Grid Table 3 Accent 3" w:uiPriority="48"/>
-    <w:lsdException w:name="Grid Table 4 Accent 3" w:uiPriority="49"/>
-    <w:lsdException w:name="Grid Table 5 Dark Accent 3" w:uiPriority="50"/>
-    <w:lsdException w:name="Grid Table 6 Colorful Accent 3" w:uiPriority="51"/>
-    <w:lsdException w:name="Grid Table 7 Colorful Accent 3" w:uiPriority="52"/>
-    <w:lsdException w:name="Grid Table 1 Light Accent 4" w:uiPriority="46"/>
-    <w:lsdException w:name="Grid Table 2 Accent 4" w:uiPriority="47"/>
-    <w:lsdException w:name="Grid Table 3 Accent 4" w:uiPriority="48"/>
-    <w:lsdException w:name="Grid Table 4 Accent 4" w:uiPriority="49"/>
-    <w:lsdException w:name="Grid Table 5 Dark Accent 4" w:uiPriority="50"/>
-    <w:lsdException w:name="Grid Table 6 Colorful Accent 4" w:uiPriority="51"/>
-    <w:lsdException w:name="Grid Table 7 Colorful Accent 4" w:uiPriority="52"/>
-    <w:lsdException w:name="Grid Table 1 Light Accent 5" w:uiPriority="46"/>
-    <w:lsdException w:name="Grid Table 2 Accent 5" w:uiPriority="47"/>
-    <w:lsdException w:name="Grid Table 3 Accent 5" w:uiPriority="48"/>
-    <w:lsdException w:name="Grid Table 4 Accent 5" w:uiPriority="49"/>
-    <w:lsdException w:name="Grid Table 5 Dark Accent 5" w:uiPriority="50"/>
-    <w:lsdException w:name="Grid Table 6 Colorful Accent 5" w:uiPriority="51"/>
-    <w:lsdException w:name="Grid Table 7 Colorful Accent 5" w:uiPriority="52"/>
-    <w:lsdException w:name="Grid Table 1 Light Accent 6" w:uiPriority="46"/>
-    <w:lsdException w:name="Grid Table 2 Accent 6" w:uiPriority="47"/>
-    <w:lsdException w:name="Grid Table 3 Accent 6" w:uiPriority="48"/>
-    <w:lsdException w:name="Grid Table 4 Accent 6" w:uiPriority="49"/>
-    <w:lsdException w:name="Grid Table 5 Dark Accent 6" w:uiPriority="50"/>
-    <w:lsdException w:name="Grid Table 6 Colorful Accent 6" w:uiPriority="51"/>
-    <w:lsdException w:name="Grid Table 7 Colorful Accent 6" w:uiPriority="52"/>
-    <w:lsdException w:name="List Table 1 Light" w:uiPriority="46"/>
-    <w:lsdException w:name="List Table 2" w:uiPriority="47"/>
-    <w:lsdException w:name="List Table 3" w:uiPriority="48"/>
-    <w:lsdException w:name="List Table 4" w:uiPriority="49"/>
-    <w:lsdException w:name="List Table 5 Dark" w:uiPriority="50"/>
-    <w:lsdException w:name="List Table 6 Colorful" w:uiPriority="51"/>
-    <w:lsdException w:name="List Table 7 Colorful" w:uiPriority="52"/>
-    <w:lsdException w:name="List Table 1 Light Accent 1" w:uiPriority="46"/>
-    <w:lsdException w:name="List Table 2 Accent 1" w:uiPriority="47"/>
-    <w:lsdException w:name="List Table 3 Accent 1" w:uiPriority="48"/>
-    <w:lsdException w:name="List Table 4 Accent 1" w:uiPriority="49"/>
-    <w:lsdException w:name="List Table 5 Dark Accent 1" w:uiPriority="50"/>
-    <w:lsdException w:name="List Table 6 Colorful Accent 1" w:uiPriority="51"/>
-    <w:lsdException w:name="List Table 7 Colorful Accent 1" w:uiPriority="52"/>
-    <w:lsdException w:name="List Table 1 Light Accent 2" w:uiPriority="46"/>
-    <w:lsdException w:name="List Table 2 Accent 2" w:uiPriority="47"/>
-    <w:lsdException w:name="List Table 3 Accent 2" w:uiPriority="48"/>
-    <w:lsdException w:name="List Table 4 Accent 2" w:uiPriority="49"/>
-    <w:lsdException w:name="List Table 5 Dark Accent 2" w:uiPriority="50"/>
-    <w:lsdException w:name="List Table 6 Colorful Accent 2" w:uiPriority="51"/>
-    <w:lsdException w:name="List Table 7 Colorful Accent 2" w:uiPriority="52"/>
-    <w:lsdException w:name="List Table 1 Light Accent 3" w:uiPriority="46"/>
-    <w:lsdException w:name="List Table 2 Accent 3" w:uiPriority="47"/>
-    <w:lsdException w:name="List Table 3 Accent 3" w:uiPriority="48"/>
-    <w:lsdException w:name="List Table 4 Accent 3" w:uiPriority="49"/>
-    <w:lsdException w:name="List Table 5 Dark Accent 3" w:uiPriority="50"/>
-    <w:lsdException w:name="List Table 6 Colorful Accent 3" w:uiPriority="51"/>
-    <w:lsdException w:name="List Table 7 Colorful Accent 3" w:uiPriority="52"/>
-    <w:lsdException w:name="List Table 1 Light Accent 4" w:uiPriority="46"/>
-    <w:lsdException w:name="List Table 2 Accent 4" w:uiPriority="47"/>
-    <w:lsdException w:name="List Table 3 Accent 4" w:uiPriority="48"/>
-    <w:lsdException w:name="List Table 4 Accent 4" w:uiPriority="49"/>
-    <w:lsdException w:name="List Table 5 Dark Accent 4" w:uiPriority="50"/>
-    <w:lsdException w:name="List Table 6 Colorful Accent 4" w:uiPriority="51"/>
-    <w:lsdException w:name="List Table 7 Colorful Accent 4" w:uiPriority="52"/>
-    <w:lsdException w:name="List Table 1 Light Accent 5" w:uiPriority="46"/>
-    <w:lsdException w:name="List Table 2 Accent 5" w:uiPriority="47"/>
-    <w:lsdException w:name="List Table 3 Accent 5" w:uiPriority="48"/>
-    <w:lsdException w:name="List Table 4 Accent 5" w:uiPriority="49"/>
-    <w:lsdException w:name="List Table 5 Dark Accent 5" w:uiPriority="50"/>
-    <w:lsdException w:name="List Table 6 Colorful Accent 5" w:uiPriority="51"/>
-    <w:lsdException w:name="List Table 7 Colorful Accent 5" w:uiPriority="52"/>
-    <w:lsdException w:name="List Table 1 Light Accent 6" w:uiPriority="46"/>
-    <w:lsdException w:name="List Table 2 Accent 6" w:uiPriority="47"/>
-    <w:lsdException w:name="List Table 3 Accent 6" w:uiPriority="48"/>
-    <w:lsdException w:name="List Table 4 Accent 6" w:uiPriority="49"/>
-    <w:lsdException w:name="List Table 5 Dark Accent 6" w:uiPriority="50"/>
-    <w:lsdException w:name="List Table 6 Colorful Accent 6" w:uiPriority="51"/>
-    <w:lsdException w:name="List Table 7 Colorful Accent 6" w:uiPriority="52"/>
-    <w:lsdException w:name="Mention" w:semiHidden="1" w:unhideWhenUsed="1"/>
-    <w:lsdException w:name="Smart Hyperlink" w:semiHidden="1" w:unhideWhenUsed="1"/>
-    <w:lsdException w:name="Hashtag" w:semiHidden="1" w:unhideWhenUsed="1"/>
-    <w:lsdException w:name="Unresolved Mention" w:semiHidden="1" w:unhideWhenUsed="1"/>
-    <w:lsdException w:name="Smart Link" w:semiHidden="1" w:unhideWhenUsed="1"/>
-  </w:latentStyles>
-  <w:style w:type="paragraph" w:default="1" w:styleId="Normal">
-    <w:name w:val="Normal"/>
-    <w:qFormat/>
-  </w:style>
-  <w:style w:type="paragraph" w:styleId="Heading6">
-    <w:name w:val="heading 6"/>
-    <w:basedOn w:val="Normal"/>
-    <w:next w:val="Normal"/>
-    <w:link w:val="Heading6Char"/>
-    <w:uiPriority w:val="9"/>
-    <w:semiHidden/>
-    <w:qFormat/>
-    <w:rsid w:val="0051450F"/>
-    <w:pPr>
-      <w:keepNext/>
-      <w:keepLines/>
-      <w:numPr>
-        <w:ilvl w:val="5"/>
-        <w:numId w:val="1"/>
-      </w:numPr>
-      <w:spacing w:before="40" w:after="120" w:line="271" w:lineRule="auto"/>
-      <w:outlineLvl w:val="5"/>
-    </w:pPr>
-    <w:rPr>
-      <w:rFonts w:asciiTheme="majorHAnsi" w:eastAsiaTheme="majorEastAsia" w:hAnsiTheme="majorHAnsi" w:cstheme="majorBidi"/>
-      <w:color w:val="0A2F40" w:themeColor="accent1" w:themeShade="7F"/>
-      <w:sz w:val="20"/>
-      <w:szCs w:val="28"/>
-    </w:rPr>
-  </w:style>
-  <w:style w:type="paragraph" w:styleId="Heading7">
-    <w:name w:val="heading 7"/>
-    <w:basedOn w:val="Normal"/>
-    <w:next w:val="Normal"/>
-    <w:link w:val="Heading7Char"/>
-    <w:uiPriority w:val="9"/>
-    <w:semiHidden/>
-    <w:qFormat/>
-    <w:rsid w:val="0051450F"/>
-    <w:pPr>
-      <w:keepNext/>
-      <w:keepLines/>
-      <w:numPr>
-        <w:ilvl w:val="6"/>
-        <w:numId w:val="1"/>
-      </w:numPr>
-      <w:spacing w:before="40" w:after="120" w:line="271" w:lineRule="auto"/>
-      <w:outlineLvl w:val="6"/>
-    </w:pPr>
-    <w:rPr>
-      <w:rFonts w:asciiTheme="majorHAnsi" w:eastAsiaTheme="majorEastAsia" w:hAnsiTheme="majorHAnsi" w:cstheme="majorBidi"/>
-      <w:i/>
-      <w:iCs/>
-      <w:color w:val="0A2F40" w:themeColor="accent1" w:themeShade="7F"/>
-      <w:sz w:val="20"/>
-      <w:szCs w:val="28"/>
-    </w:rPr>
-  </w:style>
-  <w:style w:type="paragraph" w:styleId="Heading8">
-    <w:name w:val="heading 8"/>
-    <w:basedOn w:val="Normal"/>
-    <w:next w:val="Normal"/>
-    <w:link w:val="Heading8Char"/>
-    <w:uiPriority w:val="9"/>
-    <w:semiHidden/>
-    <w:qFormat/>
-    <w:rsid w:val="0051450F"/>
-    <w:pPr>
-      <w:keepNext/>
-      <w:keepLines/>
-      <w:numPr>
-        <w:ilvl w:val="7"/>
-        <w:numId w:val="1"/>
-      </w:numPr>
-      <w:spacing w:before="40" w:after="120" w:line="271" w:lineRule="auto"/>
-      <w:outlineLvl w:val="7"/>
-    </w:pPr>
-    <w:rPr>
-      <w:rFonts w:asciiTheme="majorHAnsi" w:eastAsiaTheme="majorEastAsia" w:hAnsiTheme="majorHAnsi" w:cstheme="majorBidi"/>
-      <w:color w:val="272727" w:themeColor="text1" w:themeTint="D8"/>
-      <w:sz w:val="21"/>
-      <w:szCs w:val="21"/>
-    </w:rPr>
-  </w:style>
-  <w:style w:type="paragraph" w:styleId="Heading9">
-    <w:name w:val="heading 9"/>
-    <w:basedOn w:val="Normal"/>
-    <w:next w:val="Normal"/>
-    <w:link w:val="Heading9Char"/>
-    <w:uiPriority w:val="9"/>
-    <w:semiHidden/>
-    <w:qFormat/>
-    <w:rsid w:val="0051450F"/>
-    <w:pPr>
-      <w:keepNext/>
-      <w:keepLines/>
-      <w:numPr>
-        <w:ilvl w:val="8"/>
-        <w:numId w:val="1"/>
-      </w:numPr>
-      <w:spacing w:before="40" w:after="120" w:line="271" w:lineRule="auto"/>
-      <w:outlineLvl w:val="8"/>
-    </w:pPr>
-    <w:rPr>
-      <w:rFonts w:asciiTheme="majorHAnsi" w:eastAsiaTheme="majorEastAsia" w:hAnsiTheme="majorHAnsi" w:cstheme="majorBidi"/>
-      <w:i/>
-      <w:iCs/>
-      <w:color w:val="272727" w:themeColor="text1" w:themeTint="D8"/>
-      <w:sz w:val="21"/>
-      <w:szCs w:val="21"/>
-    </w:rPr>
-  </w:style>
-  <w:style w:type="character" w:default="1" w:styleId="DefaultParagraphFont">
-    <w:name w:val="Default Paragraph Font"/>
-    <w:uiPriority w:val="1"/>
-    <w:semiHidden/>
-    <w:unhideWhenUsed/>
-  </w:style>
-  <w:style w:type="table" w:default="1" w:styleId="TableNormal">
-    <w:name w:val="Normal Table"/>
-    <w:uiPriority w:val="99"/>
-    <w:semiHidden/>
-    <w:unhideWhenUsed/>
-    <w:tblPr>
-      <w:tblInd w:w="0" w:type="dxa"/>
-      <w:tblCellMar>
-        <w:top w:w="0" w:type="dxa"/>
-        <w:left w:w="108" w:type="dxa"/>
-        <w:bottom w:w="0" w:type="dxa"/>
-        <w:right w:w="108" w:type="dxa"/>
-      </w:tblCellMar>
-    </w:tblPr>
-  </w:style>
-  <w:style w:type="numbering" w:default="1" w:styleId="NoList">
-    <w:name w:val="No List"/>
-    <w:uiPriority w:val="99"/>
-    <w:semiHidden/>
-    <w:unhideWhenUsed/>
-  </w:style>
-  <w:style w:type="paragraph" w:styleId="Title">
-    <w:name w:val="Title"/>
-    <w:basedOn w:val="Normal"/>
-    <w:next w:val="Normal"/>
-    <w:link w:val="TitleChar"/>
-    <w:uiPriority w:val="10"/>
-    <w:qFormat/>
-    <w:pPr>
-      <w:widowControl w:val="0"/>
-      <w:kinsoku w:val="0"/>
-      <w:overflowPunct w:val="0"/>
-      <w:autoSpaceDE w:val="0"/>
-      <w:autoSpaceDN w:val="0"/>
-      <w:adjustRightInd w:val="0"/>
-      <w:spacing w:after="0" w:line="240" w:lineRule="auto"/>
-    </w:pPr>
-    <w:rPr>
-      <w:rFonts w:ascii="Georgia" w:eastAsia="Times New Roman" w:hAnsi="Georgia" w:cs="Georgia"/>
-      <w:b/>
-      <w:bCs/>
-      <w:color w:val="D14140"/>
-      <w:sz w:val="48"/>
-      <w:szCs w:val="51"/>
-    </w:rPr>
-  </w:style>
-  <w:style w:type="character" w:customStyle="1" w:styleId="TitleChar">
-    <w:name w:val="Title Char"/>
-    <w:basedOn w:val="DefaultParagraphFont"/>
-    <w:link w:val="Title"/>
-    <w:uiPriority w:val="10"/>
-    <w:rPr>
-      <w:rFonts w:ascii="Georgia" w:eastAsia="Times New Roman" w:hAnsi="Georgia" w:cs="Georgia"/>
-      <w:b/>
-      <w:bCs/>
-      <w:color w:val="D14140"/>
-      <w:sz w:val="48"/>
-      <w:szCs w:val="51"/>
-    </w:rPr>
-  </w:style>
-  <w:style w:type="character" w:styleId="PlaceholderText">
-    <w:name w:val="Placeholder Text"/>
-    <w:basedOn w:val="DefaultParagraphFont"/>
-    <w:uiPriority w:val="99"/>
-    <w:semiHidden/>
-    <w:rsid w:val="00E324EA"/>
-    <w:rPr>
-      <w:color w:val="808080"/>
-    </w:rPr>
-  </w:style>
-  <w:style w:type="paragraph" w:customStyle="1" w:styleId="9416A171410942888F182DB11BE08281">
-    <w:name w:val="9416A171410942888F182DB11BE08281"/>
-    <w:rsid w:val="0051450F"/>
-    <w:rPr>
-      <w:lang w:val="en-AU" w:eastAsia="en-AU"/>
-    </w:rPr>
-  </w:style>
-  <w:style w:type="paragraph" w:customStyle="1" w:styleId="C7ED8AC6A9AE4DE2988CB35DA26B2FBA">
-    <w:name w:val="C7ED8AC6A9AE4DE2988CB35DA26B2FBA"/>
-    <w:rsid w:val="0051450F"/>
-    <w:rPr>
-      <w:lang w:val="en-AU" w:eastAsia="en-AU"/>
-    </w:rPr>
-  </w:style>
-  <w:style w:type="paragraph" w:customStyle="1" w:styleId="300932703B8C468D8780B9E0E43C1D23">
-    <w:name w:val="300932703B8C468D8780B9E0E43C1D23"/>
-    <w:rsid w:val="0051450F"/>
-    <w:rPr>
-      <w:lang w:val="en-AU" w:eastAsia="en-AU"/>
-    </w:rPr>
-  </w:style>
-  <w:style w:type="paragraph" w:customStyle="1" w:styleId="ECBBB8149A5F49FAAC02969C6B282B16">
-    <w:name w:val="ECBBB8149A5F49FAAC02969C6B282B16"/>
-    <w:rsid w:val="0051450F"/>
-    <w:rPr>
-      <w:lang w:val="en-AU" w:eastAsia="en-AU"/>
-    </w:rPr>
-  </w:style>
-  <w:style w:type="paragraph" w:customStyle="1" w:styleId="B1D38AACE46B4957ADCFD82E50C0E2D8">
-    <w:name w:val="B1D38AACE46B4957ADCFD82E50C0E2D8"/>
-    <w:rsid w:val="0051450F"/>
-    <w:rPr>
-      <w:lang w:val="en-AU" w:eastAsia="en-AU"/>
-    </w:rPr>
-  </w:style>
-  <w:style w:type="paragraph" w:customStyle="1" w:styleId="A20E58152CB444CA8AA44A2CC9DF5DE7">
-    <w:name w:val="A20E58152CB444CA8AA44A2CC9DF5DE7"/>
-    <w:rsid w:val="0051450F"/>
-    <w:rPr>
-      <w:lang w:val="en-AU" w:eastAsia="en-AU"/>
-    </w:rPr>
-  </w:style>
-  <w:style w:type="paragraph" w:customStyle="1" w:styleId="8613AB3C821A4CEFB41F10DB70D2CEBE">
-    <w:name w:val="8613AB3C821A4CEFB41F10DB70D2CEBE"/>
-    <w:rsid w:val="0051450F"/>
-    <w:rPr>
-      <w:lang w:val="en-AU" w:eastAsia="en-AU"/>
-    </w:rPr>
-  </w:style>
-  <w:style w:type="character" w:customStyle="1" w:styleId="Heading6Char">
-    <w:name w:val="Heading 6 Char"/>
-    <w:basedOn w:val="DefaultParagraphFont"/>
-    <w:link w:val="Heading6"/>
-    <w:uiPriority w:val="9"/>
-    <w:semiHidden/>
-    <w:rsid w:val="0051450F"/>
-    <w:rPr>
-      <w:rFonts w:asciiTheme="majorHAnsi" w:eastAsiaTheme="majorEastAsia" w:hAnsiTheme="majorHAnsi" w:cstheme="majorBidi"/>
-      <w:color w:val="0A2F40" w:themeColor="accent1" w:themeShade="7F"/>
-      <w:sz w:val="20"/>
-      <w:szCs w:val="28"/>
-    </w:rPr>
-  </w:style>
-  <w:style w:type="character" w:customStyle="1" w:styleId="Heading7Char">
-    <w:name w:val="Heading 7 Char"/>
-    <w:basedOn w:val="DefaultParagraphFont"/>
-    <w:link w:val="Heading7"/>
-    <w:uiPriority w:val="9"/>
-    <w:semiHidden/>
-    <w:rsid w:val="0051450F"/>
-    <w:rPr>
-      <w:rFonts w:asciiTheme="majorHAnsi" w:eastAsiaTheme="majorEastAsia" w:hAnsiTheme="majorHAnsi" w:cstheme="majorBidi"/>
-      <w:i/>
-      <w:iCs/>
-      <w:color w:val="0A2F40" w:themeColor="accent1" w:themeShade="7F"/>
-      <w:sz w:val="20"/>
-      <w:szCs w:val="28"/>
-    </w:rPr>
-  </w:style>
-  <w:style w:type="character" w:customStyle="1" w:styleId="Heading8Char">
-    <w:name w:val="Heading 8 Char"/>
-    <w:basedOn w:val="DefaultParagraphFont"/>
-    <w:link w:val="Heading8"/>
-    <w:uiPriority w:val="9"/>
-    <w:semiHidden/>
-    <w:rsid w:val="0051450F"/>
-    <w:rPr>
-      <w:rFonts w:asciiTheme="majorHAnsi" w:eastAsiaTheme="majorEastAsia" w:hAnsiTheme="majorHAnsi" w:cstheme="majorBidi"/>
-      <w:color w:val="272727" w:themeColor="text1" w:themeTint="D8"/>
-      <w:sz w:val="21"/>
-      <w:szCs w:val="21"/>
-    </w:rPr>
-  </w:style>
-  <w:style w:type="character" w:customStyle="1" w:styleId="Heading9Char">
-    <w:name w:val="Heading 9 Char"/>
-    <w:basedOn w:val="DefaultParagraphFont"/>
-    <w:link w:val="Heading9"/>
-    <w:uiPriority w:val="9"/>
-    <w:semiHidden/>
-    <w:rsid w:val="0051450F"/>
-    <w:rPr>
-      <w:rFonts w:asciiTheme="majorHAnsi" w:eastAsiaTheme="majorEastAsia" w:hAnsiTheme="majorHAnsi" w:cstheme="majorBidi"/>
-      <w:i/>
-      <w:iCs/>
-      <w:color w:val="272727" w:themeColor="text1" w:themeTint="D8"/>
-      <w:sz w:val="21"/>
-      <w:szCs w:val="21"/>
-    </w:rPr>
-  </w:style>
-  <w:style w:type="paragraph" w:styleId="ListBullet">
-    <w:name w:val="List Bullet"/>
-    <w:basedOn w:val="Normal"/>
-    <w:uiPriority w:val="99"/>
-    <w:semiHidden/>
-    <w:rsid w:val="002E6F83"/>
-    <w:pPr>
-      <w:numPr>
-        <w:numId w:val="2"/>
-      </w:numPr>
-      <w:tabs>
-        <w:tab w:val="left" w:pos="720"/>
-      </w:tabs>
-      <w:spacing w:after="120" w:line="271" w:lineRule="auto"/>
-    </w:pPr>
-    <w:rPr>
-      <w:rFonts w:eastAsiaTheme="minorHAnsi"/>
-      <w:sz w:val="20"/>
-      <w:szCs w:val="28"/>
-    </w:rPr>
-  </w:style>
-  <w:style w:type="paragraph" w:styleId="ListBullet2">
-    <w:name w:val="List Bullet 2"/>
-    <w:basedOn w:val="Normal"/>
-    <w:uiPriority w:val="99"/>
-    <w:semiHidden/>
-    <w:rsid w:val="002E6F83"/>
-    <w:pPr>
-      <w:numPr>
-        <w:ilvl w:val="1"/>
-        <w:numId w:val="2"/>
-      </w:numPr>
-      <w:spacing w:after="120" w:line="271" w:lineRule="auto"/>
-    </w:pPr>
-    <w:rPr>
-      <w:rFonts w:eastAsiaTheme="minorHAnsi"/>
-      <w:sz w:val="20"/>
-      <w:szCs w:val="28"/>
-    </w:rPr>
-  </w:style>
-  <w:style w:type="paragraph" w:customStyle="1" w:styleId="396392AD5E2149A29C21B7D21DF6605E2">
-    <w:name w:val="396392AD5E2149A29C21B7D21DF6605E2"/>
-    <w:rsid w:val="002E6F83"/>
-    <w:pPr>
-      <w:spacing w:after="120" w:line="271" w:lineRule="auto"/>
-    </w:pPr>
-    <w:rPr>
-      <w:rFonts w:eastAsiaTheme="minorHAnsi"/>
-      <w:sz w:val="20"/>
-      <w:szCs w:val="28"/>
-    </w:rPr>
-  </w:style>
-</w:styles>
-</file>
-
-<file path=word/glossary/webSettings2.xml><?xml version="1.0" encoding="utf-8"?>
-<w:webSettings xmlns:mc="http://schemas.openxmlformats.org/markup-compatibility/2006" xmlns:r="http://schemas.openxmlformats.org/officeDocument/2006/relationships" xmlns:w="http://schemas.openxmlformats.org/wordprocessingml/2006/main" xmlns:w14="http://schemas.microsoft.com/office/word/2010/wordml" xmlns:w15="http://schemas.microsoft.com/office/word/2012/wordml" xmlns:w16cex="http://schemas.microsoft.com/office/word/2018/wordml/cex" xmlns:w16cid="http://schemas.microsoft.com/office/word/2016/wordml/cid" xmlns:w16="http://schemas.microsoft.com/office/word/2018/wordml" xmlns:w16du="http://schemas.microsoft.com/office/word/2023/wordml/word16du" xmlns:w16sdtdh="http://schemas.microsoft.com/office/word/2020/wordml/sdtdatahash" xmlns:w16se="http://schemas.microsoft.com/office/word/2015/wordml/symex" mc:Ignorable="w14 w15 w16se w16cid w16 w16cex w16sdtdh w16du">
-  <w:optimizeForBrowser/>
-  <w:allowPNG/>
-</w:webSettings>
-</file>
-
 <file path=word/theme/theme11.xml><?xml version="1.0" encoding="utf-8"?>
 <a:theme xmlns:a="http://schemas.openxmlformats.org/drawingml/2006/main" name="Office Theme">
   <a:themeElements>
@@ -6904,388 +5164,6 @@
 </a:theme>
 </file>
 
-<file path=customXml/item13.xml><?xml version="1.0" encoding="utf-8"?>
-<p:properties xmlns:p="http://schemas.microsoft.com/office/2006/metadata/properties" xmlns:xsi="http://www.w3.org/2001/XMLSchema-instance" xmlns:pc="http://schemas.microsoft.com/office/infopath/2007/PartnerControls">
-  <documentManagement>
-    <_ip_UnifiedCompliancePolicyUIAction xmlns="http://schemas.microsoft.com/sharepoint/v3" xsi:nil="true"/>
-    <Image xmlns="71af3243-3dd4-4a8d-8c0d-dd76da1f02a5">
-      <Url xsi:nil="true"/>
-      <Description xsi:nil="true"/>
-    </Image>
-    <Status xmlns="71af3243-3dd4-4a8d-8c0d-dd76da1f02a5">Not started</Status>
-    <Background xmlns="71af3243-3dd4-4a8d-8c0d-dd76da1f02a5">false</Background>
-    <_ip_UnifiedCompliancePolicyProperties xmlns="http://schemas.microsoft.com/sharepoint/v3" xsi:nil="true"/>
-    <ImageTagsTaxHTField xmlns="71af3243-3dd4-4a8d-8c0d-dd76da1f02a5">
-      <Terms xmlns="http://schemas.microsoft.com/office/infopath/2007/PartnerControls"/>
-    </ImageTagsTaxHTField>
-    <TaxCatchAll xmlns="230e9df3-be65-4c73-a93b-d1236ebd677e" xsi:nil="true"/>
-    <MediaServiceKeyPoints xmlns="71af3243-3dd4-4a8d-8c0d-dd76da1f02a5" xsi:nil="true"/>
-  </documentManagement>
-</p:properties>
-</file>
-
-<file path=customXml/item22.xml><?xml version="1.0" encoding="utf-8"?>
-<ct:contentTypeSchema xmlns:ct="http://schemas.microsoft.com/office/2006/metadata/contentType" xmlns:ma="http://schemas.microsoft.com/office/2006/metadata/properties/metaAttributes" ct:_="" ma:_="" ma:contentTypeName="Document" ma:contentTypeID="0x01010079F111ED35F8CC479449609E8A0923A6" ma:contentTypeVersion="28" ma:contentTypeDescription="Create a new document." ma:contentTypeScope="" ma:versionID="60f5a4f2d2b0abadcf532d48ebf9cb71">
-  <xsd:schema xmlns:xsd="http://www.w3.org/2001/XMLSchema" xmlns:xs="http://www.w3.org/2001/XMLSchema" xmlns:p="http://schemas.microsoft.com/office/2006/metadata/properties" xmlns:ns1="http://schemas.microsoft.com/sharepoint/v3" xmlns:ns2="71af3243-3dd4-4a8d-8c0d-dd76da1f02a5" xmlns:ns3="16c05727-aa75-4e4a-9b5f-8a80a1165891" xmlns:ns4="230e9df3-be65-4c73-a93b-d1236ebd677e" targetNamespace="http://schemas.microsoft.com/office/2006/metadata/properties" ma:root="true" ma:fieldsID="7dd78129e6a1811f84807ad11c651531" ns1:_="" ns2:_="" ns3:_="" ns4:_="">
-    <xsd:import namespace="http://schemas.microsoft.com/sharepoint/v3"/>
-    <xsd:import namespace="71af3243-3dd4-4a8d-8c0d-dd76da1f02a5"/>
-    <xsd:import namespace="16c05727-aa75-4e4a-9b5f-8a80a1165891"/>
-    <xsd:import namespace="230e9df3-be65-4c73-a93b-d1236ebd677e"/>
-    <xsd:element name="properties">
-      <xsd:complexType>
-        <xsd:sequence>
-          <xsd:element name="documentManagement">
-            <xsd:complexType>
-              <xsd:all>
-                <xsd:element ref="ns2:Status" minOccurs="0"/>
-                <xsd:element ref="ns2:Image" minOccurs="0"/>
-                <xsd:element ref="ns2:MediaServiceMetadata" minOccurs="0"/>
-                <xsd:element ref="ns2:MediaServiceFastMetadata" minOccurs="0"/>
-                <xsd:element ref="ns2:MediaServiceOCR" minOccurs="0"/>
-                <xsd:element ref="ns2:MediaServiceAutoTags" minOccurs="0"/>
-                <xsd:element ref="ns2:MediaServiceEventHashCode" minOccurs="0"/>
-                <xsd:element ref="ns2:MediaServiceGenerationTime" minOccurs="0"/>
-                <xsd:element ref="ns3:SharedWithUsers" minOccurs="0"/>
-                <xsd:element ref="ns3:SharedWithDetails" minOccurs="0"/>
-                <xsd:element ref="ns2:MediaServiceAutoKeyPoints" minOccurs="0"/>
-                <xsd:element ref="ns2:MediaServiceKeyPoints" minOccurs="0"/>
-                <xsd:element ref="ns2:MediaServiceDateTaken" minOccurs="0"/>
-                <xsd:element ref="ns1:_ip_UnifiedCompliancePolicyProperties" minOccurs="0"/>
-                <xsd:element ref="ns1:_ip_UnifiedCompliancePolicyUIAction" minOccurs="0"/>
-                <xsd:element ref="ns4:TaxCatchAll" minOccurs="0"/>
-                <xsd:element ref="ns2:ImageTagsTaxHTField" minOccurs="0"/>
-                <xsd:element ref="ns2:MediaServiceLocation" minOccurs="0"/>
-                <xsd:element ref="ns2:MediaLengthInSeconds" minOccurs="0"/>
-                <xsd:element ref="ns2:Background" minOccurs="0"/>
-                <xsd:element ref="ns2:MediaServiceSearchProperties" minOccurs="0"/>
-                <xsd:element ref="ns2:MediaServiceDocTags" minOccurs="0"/>
-                <xsd:element ref="ns2:MediaServiceObjectDetectorVersions" minOccurs="0"/>
-                <xsd:element ref="ns2:MediaServiceSystemTags" minOccurs="0"/>
-              </xsd:all>
-            </xsd:complexType>
-          </xsd:element>
-        </xsd:sequence>
-      </xsd:complexType>
-    </xsd:element>
-  </xsd:schema>
-  <xsd:schema xmlns:xsd="http://www.w3.org/2001/XMLSchema" xmlns:xs="http://www.w3.org/2001/XMLSchema" xmlns:dms="http://schemas.microsoft.com/office/2006/documentManagement/types" xmlns:pc="http://schemas.microsoft.com/office/infopath/2007/PartnerControls" targetNamespace="http://schemas.microsoft.com/sharepoint/v3" elementFormDefault="qualified">
-    <xsd:import namespace="http://schemas.microsoft.com/office/2006/documentManagement/types"/>
-    <xsd:import namespace="http://schemas.microsoft.com/office/infopath/2007/PartnerControls"/>
-    <xsd:element name="_ip_UnifiedCompliancePolicyProperties" ma:index="20" nillable="true" ma:displayName="Unified Compliance Policy Properties" ma:hidden="true" ma:internalName="_ip_UnifiedCompliancePolicyProperties" ma:readOnly="false">
-      <xsd:simpleType>
-        <xsd:restriction base="dms:Note"/>
-      </xsd:simpleType>
-    </xsd:element>
-    <xsd:element name="_ip_UnifiedCompliancePolicyUIAction" ma:index="21" nillable="true" ma:displayName="Unified Compliance Policy UI Action" ma:hidden="true" ma:internalName="_ip_UnifiedCompliancePolicyUIAction" ma:readOnly="false">
-      <xsd:simpleType>
-        <xsd:restriction base="dms:Text"/>
-      </xsd:simpleType>
-    </xsd:element>
-  </xsd:schema>
-  <xsd:schema xmlns:xsd="http://www.w3.org/2001/XMLSchema" xmlns:xs="http://www.w3.org/2001/XMLSchema" xmlns:dms="http://schemas.microsoft.com/office/2006/documentManagement/types" xmlns:pc="http://schemas.microsoft.com/office/infopath/2007/PartnerControls" targetNamespace="71af3243-3dd4-4a8d-8c0d-dd76da1f02a5" elementFormDefault="qualified">
-    <xsd:import namespace="http://schemas.microsoft.com/office/2006/documentManagement/types"/>
-    <xsd:import namespace="http://schemas.microsoft.com/office/infopath/2007/PartnerControls"/>
-    <xsd:element name="Status" ma:index="2" nillable="true" ma:displayName="Status" ma:default="Not started" ma:format="Dropdown" ma:internalName="Status" ma:readOnly="false">
-      <xsd:simpleType>
-        <xsd:restriction base="dms:Choice">
-          <xsd:enumeration value="Not started"/>
-          <xsd:enumeration value="In Progress"/>
-          <xsd:enumeration value="Completed"/>
-        </xsd:restriction>
-      </xsd:simpleType>
-    </xsd:element>
-    <xsd:element name="Image" ma:index="3" nillable="true" ma:displayName="Image" ma:format="Image" ma:internalName="Image" ma:readOnly="false">
-      <xsd:complexType>
-        <xsd:complexContent>
-          <xsd:extension base="dms:URL">
-            <xsd:sequence>
-              <xsd:element name="Url" type="dms:ValidUrl" minOccurs="0" nillable="true"/>
-              <xsd:element name="Description" type="xsd:string" nillable="true"/>
-            </xsd:sequence>
-          </xsd:extension>
-        </xsd:complexContent>
-      </xsd:complexType>
-    </xsd:element>
-    <xsd:element name="MediaServiceMetadata" ma:index="8" nillable="true" ma:displayName="MediaServiceMetadata" ma:hidden="true" ma:internalName="MediaServiceMetadata" ma:readOnly="true">
-      <xsd:simpleType>
-        <xsd:restriction base="dms:Note"/>
-      </xsd:simpleType>
-    </xsd:element>
-    <xsd:element name="MediaServiceFastMetadata" ma:index="9" nillable="true" ma:displayName="MediaServiceFastMetadata" ma:hidden="true" ma:internalName="MediaServiceFastMetadata" ma:readOnly="true">
-      <xsd:simpleType>
-        <xsd:restriction base="dms:Note"/>
-      </xsd:simpleType>
-    </xsd:element>
-    <xsd:element name="MediaServiceOCR" ma:index="10" nillable="true" ma:displayName="MediaServiceOCR" ma:hidden="true" ma:internalName="MediaServiceOCR" ma:readOnly="true">
-      <xsd:simpleType>
-        <xsd:restriction base="dms:Note"/>
-      </xsd:simpleType>
-    </xsd:element>
-    <xsd:element name="MediaServiceAutoTags" ma:index="11" nillable="true" ma:displayName="MediaServiceAutoTags" ma:hidden="true" ma:internalName="MediaServiceAutoTags" ma:readOnly="true">
-      <xsd:simpleType>
-        <xsd:restriction base="dms:Text"/>
-      </xsd:simpleType>
-    </xsd:element>
-    <xsd:element name="MediaServiceEventHashCode" ma:index="12" nillable="true" ma:displayName="MediaServiceEventHashCode" ma:hidden="true" ma:internalName="MediaServiceEventHashCode" ma:readOnly="true">
-      <xsd:simpleType>
-        <xsd:restriction base="dms:Text"/>
-      </xsd:simpleType>
-    </xsd:element>
-    <xsd:element name="MediaServiceGenerationTime" ma:index="13" nillable="true" ma:displayName="MediaServiceGenerationTime" ma:hidden="true" ma:internalName="MediaServiceGenerationTime" ma:readOnly="true">
-      <xsd:simpleType>
-        <xsd:restriction base="dms:Text"/>
-      </xsd:simpleType>
-    </xsd:element>
-    <xsd:element name="MediaServiceAutoKeyPoints" ma:index="16" nillable="true" ma:displayName="MediaServiceAutoKeyPoints" ma:hidden="true" ma:internalName="MediaServiceAutoKeyPoints" ma:readOnly="true">
-      <xsd:simpleType>
-        <xsd:restriction base="dms:Note"/>
-      </xsd:simpleType>
-    </xsd:element>
-    <xsd:element name="MediaServiceKeyPoints" ma:index="17" nillable="true" ma:displayName="KeyPoints" ma:hidden="true" ma:internalName="MediaServiceKeyPoints" ma:readOnly="false">
-      <xsd:simpleType>
-        <xsd:restriction base="dms:Note"/>
-      </xsd:simpleType>
-    </xsd:element>
-    <xsd:element name="MediaServiceDateTaken" ma:index="18" nillable="true" ma:displayName="MediaServiceDateTaken" ma:hidden="true" ma:internalName="MediaServiceDateTaken" ma:readOnly="true">
-      <xsd:simpleType>
-        <xsd:restriction base="dms:Text"/>
-      </xsd:simpleType>
-    </xsd:element>
-    <xsd:element name="ImageTagsTaxHTField" ma:index="25" nillable="true" ma:taxonomy="true" ma:internalName="ImageTagsTaxHTField" ma:taxonomyFieldName="MediaServiceImageTags" ma:displayName="Image Tags" ma:readOnly="false" ma:fieldId="{5cf76f15-5ced-4ddc-b409-7134ff3c332f}" ma:taxonomyMulti="true" ma:sspId="e385fb40-52d4-4fae-9c5b-3e8ff8a5878e" ma:termSetId="09814cd3-568e-fe90-9814-8d621ff8fb84" ma:anchorId="fba54fb3-c3e1-fe81-a776-ca4b69148c4d" ma:open="true" ma:isKeyword="false">
-      <xsd:complexType>
-        <xsd:sequence>
-          <xsd:element ref="pc:Terms" minOccurs="0" maxOccurs="1"/>
-        </xsd:sequence>
-      </xsd:complexType>
-    </xsd:element>
-    <xsd:element name="MediaServiceLocation" ma:index="26" nillable="true" ma:displayName="Location" ma:hidden="true" ma:internalName="MediaServiceLocation" ma:readOnly="true">
-      <xsd:simpleType>
-        <xsd:restriction base="dms:Text"/>
-      </xsd:simpleType>
-    </xsd:element>
-    <xsd:element name="MediaLengthInSeconds" ma:index="27" nillable="true" ma:displayName="MediaLengthInSeconds" ma:hidden="true" ma:internalName="MediaLengthInSeconds" ma:readOnly="true">
-      <xsd:simpleType>
-        <xsd:restriction base="dms:Unknown"/>
-      </xsd:simpleType>
-    </xsd:element>
-    <xsd:element name="Background" ma:index="28" nillable="true" ma:displayName="Background" ma:default="0" ma:format="Dropdown" ma:internalName="Background">
-      <xsd:simpleType>
-        <xsd:restriction base="dms:Boolean"/>
-      </xsd:simpleType>
-    </xsd:element>
-    <xsd:element name="MediaServiceSearchProperties" ma:index="29" nillable="true" ma:displayName="MediaServiceSearchProperties" ma:hidden="true" ma:internalName="MediaServiceSearchProperties" ma:readOnly="true">
-      <xsd:simpleType>
-        <xsd:restriction base="dms:Note"/>
-      </xsd:simpleType>
-    </xsd:element>
-    <xsd:element name="MediaServiceDocTags" ma:index="30" nillable="true" ma:displayName="MediaServiceDocTags" ma:hidden="true" ma:internalName="MediaServiceDocTags" ma:readOnly="true">
-      <xsd:simpleType>
-        <xsd:restriction base="dms:Note"/>
-      </xsd:simpleType>
-    </xsd:element>
-    <xsd:element name="MediaServiceObjectDetectorVersions" ma:index="31" nillable="true" ma:displayName="MediaServiceObjectDetectorVersions" ma:description="" ma:hidden="true" ma:indexed="true" ma:internalName="MediaServiceObjectDetectorVersions" ma:readOnly="true">
-      <xsd:simpleType>
-        <xsd:restriction base="dms:Text"/>
-      </xsd:simpleType>
-    </xsd:element>
-    <xsd:element name="MediaServiceSystemTags" ma:index="32" nillable="true" ma:displayName="MediaServiceSystemTags" ma:hidden="true" ma:internalName="MediaServiceSystemTags" ma:readOnly="true">
-      <xsd:simpleType>
-        <xsd:restriction base="dms:Note"/>
-      </xsd:simpleType>
-    </xsd:element>
-  </xsd:schema>
-  <xsd:schema xmlns:xsd="http://www.w3.org/2001/XMLSchema" xmlns:xs="http://www.w3.org/2001/XMLSchema" xmlns:dms="http://schemas.microsoft.com/office/2006/documentManagement/types" xmlns:pc="http://schemas.microsoft.com/office/infopath/2007/PartnerControls" targetNamespace="16c05727-aa75-4e4a-9b5f-8a80a1165891" elementFormDefault="qualified">
-    <xsd:import namespace="http://schemas.microsoft.com/office/2006/documentManagement/types"/>
-    <xsd:import namespace="http://schemas.microsoft.com/office/infopath/2007/PartnerControls"/>
-    <xsd:element name="SharedWithUsers" ma:index="14" nillable="true" ma:displayName="Shared With" ma:hidden="true" ma:internalName="SharedWithUsers" ma:readOnly="true">
-      <xsd:complexType>
-        <xsd:complexContent>
-          <xsd:extension base="dms:UserMulti">
-            <xsd:sequence>
-              <xsd:element name="UserInfo" minOccurs="0" maxOccurs="unbounded">
-                <xsd:complexType>
-                  <xsd:sequence>
-                    <xsd:element name="DisplayName" type="xsd:string" minOccurs="0"/>
-                    <xsd:element name="AccountId" type="dms:UserId" minOccurs="0" nillable="true"/>
-                    <xsd:element name="AccountType" type="xsd:string" minOccurs="0"/>
-                  </xsd:sequence>
-                </xsd:complexType>
-              </xsd:element>
-            </xsd:sequence>
-          </xsd:extension>
-        </xsd:complexContent>
-      </xsd:complexType>
-    </xsd:element>
-    <xsd:element name="SharedWithDetails" ma:index="15" nillable="true" ma:displayName="Shared With Details" ma:hidden="true" ma:internalName="SharedWithDetails" ma:readOnly="true">
-      <xsd:simpleType>
-        <xsd:restriction base="dms:Note"/>
-      </xsd:simpleType>
-    </xsd:element>
-  </xsd:schema>
-  <xsd:schema xmlns:xsd="http://www.w3.org/2001/XMLSchema" xmlns:xs="http://www.w3.org/2001/XMLSchema" xmlns:dms="http://schemas.microsoft.com/office/2006/documentManagement/types" xmlns:pc="http://schemas.microsoft.com/office/infopath/2007/PartnerControls" targetNamespace="230e9df3-be65-4c73-a93b-d1236ebd677e" elementFormDefault="qualified">
-    <xsd:import namespace="http://schemas.microsoft.com/office/2006/documentManagement/types"/>
-    <xsd:import namespace="http://schemas.microsoft.com/office/infopath/2007/PartnerControls"/>
-    <xsd:element name="TaxCatchAll" ma:index="23" nillable="true" ma:displayName="Taxonomy Catch All Column" ma:hidden="true" ma:list="{3f6bfcbc-3db3-4ae6-bd76-326f0798ad28}" ma:internalName="TaxCatchAll" ma:readOnly="false" ma:showField="CatchAllData" ma:web="16c05727-aa75-4e4a-9b5f-8a80a1165891">
-      <xsd:complexType>
-        <xsd:complexContent>
-          <xsd:extension base="dms:MultiChoiceLookup">
-            <xsd:sequence>
-              <xsd:element name="Value" type="dms:Lookup" maxOccurs="unbounded" minOccurs="0" nillable="true"/>
-            </xsd:sequence>
-          </xsd:extension>
-        </xsd:complexContent>
-      </xsd:complexType>
-    </xsd:element>
-  </xsd:schema>
-  <xsd:schema xmlns="http://schemas.openxmlformats.org/package/2006/metadata/core-properties" xmlns:xsd="http://www.w3.org/2001/XMLSchema" xmlns:xsi="http://www.w3.org/2001/XMLSchema-instance" xmlns:dc="http://purl.org/dc/elements/1.1/" xmlns:dcterms="http://purl.org/dc/terms/" xmlns:odoc="http://schemas.microsoft.com/internal/obd" targetNamespace="http://schemas.openxmlformats.org/package/2006/metadata/core-properties" elementFormDefault="qualified" attributeFormDefault="unqualified" blockDefault="#all">
-    <xsd:import namespace="http://purl.org/dc/elements/1.1/" schemaLocation="http://dublincore.org/schemas/xmls/qdc/2003/04/02/dc.xsd"/>
-    <xsd:import namespace="http://purl.org/dc/terms/" schemaLocation="http://dublincore.org/schemas/xmls/qdc/2003/04/02/dcterms.xsd"/>
-    <xsd:element name="coreProperties" type="CT_coreProperties"/>
-    <xsd:complexType name="CT_coreProperties">
-      <xsd:all>
-        <xsd:element ref="dc:creator" minOccurs="0" maxOccurs="1"/>
-        <xsd:element ref="dcterms:created" minOccurs="0" maxOccurs="1"/>
-        <xsd:element ref="dc:identifier" minOccurs="0" maxOccurs="1"/>
-        <xsd:element name="contentType" minOccurs="0" maxOccurs="1" type="xsd:string" ma:displayName="Content Type"/>
-        <xsd:element ref="dc:title" minOccurs="0" maxOccurs="1" ma:index="1" ma:displayName="Title"/>
-        <xsd:element ref="dc:subject" minOccurs="0" maxOccurs="1"/>
-        <xsd:element ref="dc:description" minOccurs="0" maxOccurs="1"/>
-        <xsd:element name="keywords" minOccurs="0" maxOccurs="1" type="xsd:string"/>
-        <xsd:element ref="dc:language" minOccurs="0" maxOccurs="1"/>
-        <xsd:element name="category" minOccurs="0" maxOccurs="1" type="xsd:string"/>
-        <xsd:element name="version" minOccurs="0" maxOccurs="1" type="xsd:string"/>
-        <xsd:element name="revision" minOccurs="0" maxOccurs="1" type="xsd:string">
-          <xsd:annotation>
-            <xsd:documentation>
-                        This value indicates the number of saves or revisions. The application is responsible for updating this value after each revision.
-                    </xsd:documentation>
-          </xsd:annotation>
-        </xsd:element>
-        <xsd:element name="lastModifiedBy" minOccurs="0" maxOccurs="1" type="xsd:string"/>
-        <xsd:element ref="dcterms:modified" minOccurs="0" maxOccurs="1"/>
-        <xsd:element name="contentStatus" minOccurs="0" maxOccurs="1" type="xsd:string"/>
-      </xsd:all>
-    </xsd:complexType>
-  </xsd:schema>
-  <xs:schema xmlns:pc="http://schemas.microsoft.com/office/infopath/2007/PartnerControls" xmlns:xs="http://www.w3.org/2001/XMLSchema" targetNamespace="http://schemas.microsoft.com/office/infopath/2007/PartnerControls" elementFormDefault="qualified" attributeFormDefault="unqualified">
-    <xs:element name="Person">
-      <xs:complexType>
-        <xs:sequence>
-          <xs:element ref="pc:DisplayName" minOccurs="0"/>
-          <xs:element ref="pc:AccountId" minOccurs="0"/>
-          <xs:element ref="pc:AccountType" minOccurs="0"/>
-        </xs:sequence>
-      </xs:complexType>
-    </xs:element>
-    <xs:element name="DisplayName" type="xs:string"/>
-    <xs:element name="AccountId" type="xs:string"/>
-    <xs:element name="AccountType" type="xs:string"/>
-    <xs:element name="BDCAssociatedEntity">
-      <xs:complexType>
-        <xs:sequence>
-          <xs:element ref="pc:BDCEntity" minOccurs="0" maxOccurs="unbounded"/>
-        </xs:sequence>
-        <xs:attribute ref="pc:EntityNamespace"/>
-        <xs:attribute ref="pc:EntityName"/>
-        <xs:attribute ref="pc:SystemInstanceName"/>
-        <xs:attribute ref="pc:AssociationName"/>
-      </xs:complexType>
-    </xs:element>
-    <xs:attribute name="EntityNamespace" type="xs:string"/>
-    <xs:attribute name="EntityName" type="xs:string"/>
-    <xs:attribute name="SystemInstanceName" type="xs:string"/>
-    <xs:attribute name="AssociationName" type="xs:string"/>
-    <xs:element name="BDCEntity">
-      <xs:complexType>
-        <xs:sequence>
-          <xs:element ref="pc:EntityDisplayName" minOccurs="0"/>
-          <xs:element ref="pc:EntityInstanceReference" minOccurs="0"/>
-          <xs:element ref="pc:EntityId1" minOccurs="0"/>
-          <xs:element ref="pc:EntityId2" minOccurs="0"/>
-          <xs:element ref="pc:EntityId3" minOccurs="0"/>
-          <xs:element ref="pc:EntityId4" minOccurs="0"/>
-          <xs:element ref="pc:EntityId5" minOccurs="0"/>
-        </xs:sequence>
-      </xs:complexType>
-    </xs:element>
-    <xs:element name="EntityDisplayName" type="xs:string"/>
-    <xs:element name="EntityInstanceReference" type="xs:string"/>
-    <xs:element name="EntityId1" type="xs:string"/>
-    <xs:element name="EntityId2" type="xs:string"/>
-    <xs:element name="EntityId3" type="xs:string"/>
-    <xs:element name="EntityId4" type="xs:string"/>
-    <xs:element name="EntityId5" type="xs:string"/>
-    <xs:element name="Terms">
-      <xs:complexType>
-        <xs:sequence>
-          <xs:element ref="pc:TermInfo" minOccurs="0" maxOccurs="unbounded"/>
-        </xs:sequence>
-      </xs:complexType>
-    </xs:element>
-    <xs:element name="TermInfo">
-      <xs:complexType>
-        <xs:sequence>
-          <xs:element ref="pc:TermName" minOccurs="0"/>
-          <xs:element ref="pc:TermId" minOccurs="0"/>
-        </xs:sequence>
-      </xs:complexType>
-    </xs:element>
-    <xs:element name="TermName" type="xs:string"/>
-    <xs:element name="TermId" type="xs:string"/>
-  </xs:schema>
-</ct:contentTypeSchema>
-</file>
-
-<file path=customXml/item3.xml><?xml version="1.0" encoding="utf-8"?>
-<?mso-contentType ?>
-<FormTemplates xmlns="http://schemas.microsoft.com/sharepoint/v3/contenttype/forms">
-  <Display>DocumentLibraryForm</Display>
-  <Edit>DocumentLibraryForm</Edit>
-  <New>DocumentLibraryForm</New>
-</FormTemplates>
-</file>
-
-<file path=customXml/itemProps13.xml><?xml version="1.0" encoding="utf-8"?>
-<ds:datastoreItem xmlns:ds="http://schemas.openxmlformats.org/officeDocument/2006/customXml" ds:itemID="{D16ED325-41C1-46F0-A930-94AE8DC89F92}">
-  <ds:schemaRefs>
-    <ds:schemaRef ds:uri="http://schemas.microsoft.com/office/2006/metadata/properties"/>
-    <ds:schemaRef ds:uri="http://schemas.microsoft.com/office/infopath/2007/PartnerControls"/>
-    <ds:schemaRef ds:uri="http://schemas.microsoft.com/sharepoint/v3"/>
-    <ds:schemaRef ds:uri="71af3243-3dd4-4a8d-8c0d-dd76da1f02a5"/>
-    <ds:schemaRef ds:uri="230e9df3-be65-4c73-a93b-d1236ebd677e"/>
-  </ds:schemaRefs>
-</ds:datastoreItem>
-</file>
-
-<file path=customXml/itemProps22.xml><?xml version="1.0" encoding="utf-8"?>
-<ds:datastoreItem xmlns:ds="http://schemas.openxmlformats.org/officeDocument/2006/customXml" ds:itemID="{C846D281-8ABE-417D-B293-FCDC83BBABEA}">
-  <ds:schemaRefs>
-    <ds:schemaRef ds:uri="http://schemas.microsoft.com/office/2006/metadata/contentType"/>
-    <ds:schemaRef ds:uri="http://schemas.microsoft.com/office/2006/metadata/properties/metaAttributes"/>
-    <ds:schemaRef ds:uri="http://www.w3.org/2001/XMLSchema"/>
-    <ds:schemaRef ds:uri="http://schemas.microsoft.com/office/2006/metadata/properties"/>
-    <ds:schemaRef ds:uri="http://schemas.microsoft.com/sharepoint/v3"/>
-    <ds:schemaRef ds:uri="71af3243-3dd4-4a8d-8c0d-dd76da1f02a5"/>
-    <ds:schemaRef ds:uri="16c05727-aa75-4e4a-9b5f-8a80a1165891"/>
-    <ds:schemaRef ds:uri="230e9df3-be65-4c73-a93b-d1236ebd677e"/>
-    <ds:schemaRef ds:uri="http://schemas.microsoft.com/office/2006/documentManagement/types"/>
-    <ds:schemaRef ds:uri="http://schemas.microsoft.com/office/infopath/2007/PartnerControls"/>
-    <ds:schemaRef ds:uri="http://schemas.openxmlformats.org/package/2006/metadata/core-properties"/>
-    <ds:schemaRef ds:uri="http://purl.org/dc/elements/1.1/"/>
-    <ds:schemaRef ds:uri="http://purl.org/dc/terms/"/>
-    <ds:schemaRef ds:uri="http://schemas.microsoft.com/internal/obd"/>
-  </ds:schemaRefs>
-</ds:datastoreItem>
-</file>
-
-<file path=customXml/itemProps31.xml><?xml version="1.0" encoding="utf-8"?>
-<ds:datastoreItem xmlns:ds="http://schemas.openxmlformats.org/officeDocument/2006/customXml" ds:itemID="{9863DFD8-894D-4364-8B8C-B17AFD4F05CA}">
-  <ds:schemaRefs>
-    <ds:schemaRef ds:uri="http://schemas.microsoft.com/sharepoint/v3/contenttype/forms"/>
-  </ds:schemaRefs>
-</ds:datastoreItem>
-</file>
-
 <file path=docMetadata/LabelInfo.xml><?xml version="1.0" encoding="utf-8"?>
 <clbl:labelList xmlns:clbl="http://schemas.microsoft.com/office/2020/mipLabelMetadata"/>
 </file>